--- a/Report/Support_Doc/인게임_TCP_LLD_및_일정.docx
+++ b/Report/Support_Doc/인게임_TCP_LLD_및_일정.docx
@@ -194,7 +194,7 @@
                 <w:shd w:val="clear" w:color="auto" w:fill="auto"/>
                 <w:rFonts w:ascii="맑은 고딕" w:eastAsia="맑은 고딕" w:hAnsi="맑은 고딕" w:cs="맑은 고딕"/>
               </w:rPr>
-              <w:t xml:space="preserve">이벤트 수신, 방의 플레이어 상태 갱신, 상대에게 중계, 제한시간과 승패 </w:t>
+              <w:t xml:space="preserve">게임 소켓 접속과 방 매칭, 이벤트 수신, 방의 플레이어 상태 갱신, </w:t>
             </w:r>
             <w:r>
               <w:rPr>
@@ -203,7 +203,7 @@
                 <w:shd w:val="clear" w:color="auto" w:fill="auto"/>
                 <w:rFonts w:ascii="맑은 고딕" w:eastAsia="맑은 고딕" w:hAnsi="맑은 고딕" w:cs="맑은 고딕"/>
               </w:rPr>
-              <w:t>판정</w:t>
+              <w:t xml:space="preserve">상대에게 중계, 제한시간과 승패 판정</w:t>
             </w:r>
           </w:p>
         </w:tc>
@@ -252,7 +252,16 @@
                 <w:shd w:val="clear" w:color="auto" w:fill="auto"/>
                 <w:rFonts w:ascii="맑은 고딕" w:eastAsia="맑은 고딕" w:hAnsi="맑은 고딕" w:cs="맑은 고딕"/>
               </w:rPr>
-              <w:t xml:space="preserve">이벤트 송신, TCP 수신 스레드, 상대 판에 반영</w:t>
+              <w:t xml:space="preserve">게임 시작 시 게임 소켓 연결, 이벤트 송신, 게임 소켓 수신 스레드, 상대 </w:t>
+            </w:r>
+            <w:r>
+              <w:rPr>
+                <w:sz w:val="19"/>
+                <w:szCs w:val="19"/>
+                <w:shd w:val="clear" w:color="auto" w:fill="auto"/>
+                <w:rFonts w:ascii="맑은 고딕" w:eastAsia="맑은 고딕" w:hAnsi="맑은 고딕" w:cs="맑은 고딕"/>
+              </w:rPr>
+              <w:t xml:space="preserve">판에 반영</w:t>
             </w:r>
           </w:p>
         </w:tc>
@@ -328,32 +337,7 @@
           <w:shd w:val="clear" w:color="auto" w:fill="auto"/>
           <w:rFonts w:ascii="맑은 고딕" w:eastAsia="맑은 고딕" w:hAnsi="맑은 고딕" w:cs="맑은 고딕"/>
         </w:rPr>
-        <w:t xml:space="preserve">3.  서버의 A 세션 수신 스레드가 헤더와 본문을 받아 타입이 인게임 TCP </w:t>
-      </w:r>
-      <w:r>
-        <w:rPr>
-          <w:sz w:val="19"/>
-          <w:szCs w:val="19"/>
-          <w:shd w:val="clear" w:color="auto" w:fill="auto"/>
-          <w:rFonts w:ascii="Consolas" w:eastAsia="맑은 고딕" w:hAnsi="Consolas" w:cs="Consolas"/>
-          <w:lang w:eastAsia="ko-KR"/>
-        </w:rPr>
-        <w:t xml:space="preserve">라면 InGameEvent</w:t>
-      </w:r>
-      <w:r>
-        <w:rPr>
-          <w:shd w:val="clear" w:color="auto" w:fill="auto"/>
-          <w:rFonts w:ascii="맑은 고딕" w:eastAsia="맑은 고딕" w:hAnsi="맑은 고딕" w:cs="맑은 고딕"/>
-        </w:rPr>
-        <w:t xml:space="preserve">에 </w:t>
-      </w:r>
-      <w:r>
-        <w:rPr>
-          <w:shd w:val="clear" w:color="auto" w:fill="auto"/>
-          <w:rFonts w:ascii="맑은 고딕" w:eastAsia="맑은 고딕" w:hAnsi="맑은 고딕" w:cs="맑은 고딕"/>
-          <w:lang w:eastAsia="ko-KR"/>
-        </w:rPr>
-        <w:t>넘김</w:t>
+        <w:t xml:space="preserve">3.  서버의 A 게임 소켓 수신 스레드가 16바이트 패킷을 받아 Room의 이벤트 처리 함수에 넘김</w:t>
       </w:r>
     </w:p>
     <w:p>
@@ -416,31 +400,7 @@
           <w:shd w:val="clear" w:color="auto" w:fill="auto"/>
           <w:rFonts w:ascii="맑은 고딕" w:eastAsia="맑은 고딕" w:hAnsi="맑은 고딕" w:cs="맑은 고딕"/>
         </w:rPr>
-        <w:t xml:space="preserve">5.  잠금 밖에서 같은 내용을 </w:t>
-      </w:r>
-      <w:r>
-        <w:rPr>
-          <w:sz w:val="19"/>
-          <w:szCs w:val="19"/>
-          <w:shd w:val="clear" w:color="auto" w:fill="auto"/>
-          <w:rFonts w:ascii="Consolas" w:eastAsia="맑은 고딕" w:hAnsi="Consolas" w:cs="Consolas"/>
-        </w:rPr>
-        <w:t>SC_OPP_EVENT</w:t>
-      </w:r>
-      <w:r>
-        <w:rPr>
-          <w:shd w:val="clear" w:color="auto" w:fill="auto"/>
-          <w:rFonts w:ascii="맑은 고딕" w:eastAsia="맑은 고딕" w:hAnsi="맑은 고딕" w:cs="맑은 고딕"/>
-        </w:rPr>
-        <w:t xml:space="preserve">로 바꿔 B에게 보</w:t>
-      </w:r>
-      <w:r>
-        <w:rPr>
-          <w:shd w:val="clear" w:color="auto" w:fill="auto"/>
-          <w:rFonts w:ascii="맑은 고딕" w:eastAsia="맑은 고딕" w:hAnsi="맑은 고딕" w:cs="맑은 고딕"/>
-          <w:lang w:eastAsia="ko-KR"/>
-        </w:rPr>
-        <w:t>냄</w:t>
+        <w:t xml:space="preserve">5.  잠금 밖에서 같은 패킷을 그대로 B의 게임 소켓으로 보냄</w:t>
       </w:r>
     </w:p>
     <w:p>
@@ -457,6 +417,114 @@
           <w:rFonts w:ascii="맑은 고딕" w:eastAsia="맑은 고딕" w:hAnsi="맑은 고딕" w:cs="맑은 고딕"/>
         </w:rPr>
         <w:t xml:space="preserve">6.  B의 TCP 수신 스레드가 받은 이벤트를 큐에 넣고, B의 메인 스레드가 다음 프레임에 꺼내 반영</w:t>
+      </w:r>
+    </w:p>
+    <w:p>
+      <w:pPr>
+        <w:spacing w:after="40"/>
+        <w:ind w:left="32" w:firstLine="0" w:leftChars="0"/>
+        <w:rPr>
+          <w:sz w:val="30"/>
+          <w:szCs w:val="30"/>
+          <w:shd w:val="clear" w:color="auto" w:fill="auto"/>
+        </w:rPr>
+      </w:pPr>
+      <w:r>
+        <w:rPr>
+          <w:b w:val="1"/>
+          <w:sz w:val="30"/>
+          <w:szCs w:val="30"/>
+          <w:shd w:val="clear" w:color="auto" w:fill="auto"/>
+          <w:rFonts w:ascii="맑은 고딕" w:eastAsia="맑은 고딕" w:hAnsi="맑은 고딕" w:cs="맑은 고딕"/>
+        </w:rPr>
+        <w:t xml:space="preserve">게임 소켓 연결</w:t>
+      </w:r>
+    </w:p>
+    <w:p>
+      <w:pPr>
+        <w:rPr>
+          <w:shd w:val="clear" w:color="auto" w:fill="auto"/>
+          <w:rFonts w:ascii="맑은 고딕" w:eastAsia="맑은 고딕" w:hAnsi="맑은 고딕" w:cs="맑은 고딕"/>
+          <w:lang w:eastAsia="ko-KR"/>
+        </w:rPr>
+      </w:pPr>
+      <w:r>
+        <w:rPr>
+          <w:shd w:val="clear" w:color="auto" w:fill="auto"/>
+          <w:rFonts w:ascii="맑은 고딕" w:eastAsia="맑은 고딕" w:hAnsi="맑은 고딕" w:cs="맑은 고딕"/>
+        </w:rPr>
+        <w:t xml:space="preserve">로비 소켓과 게임 소켓을 분리한다. 게임 소켓에는 게임 패킷만 흐르므로 패킷 종류를 구분하는 헤더가 필요 </w:t>
+      </w:r>
+      <w:r>
+        <w:rPr>
+          <w:shd w:val="clear" w:color="auto" w:fill="auto"/>
+          <w:rFonts w:ascii="맑은 고딕" w:eastAsia="맑은 고딕" w:hAnsi="맑은 고딕" w:cs="맑은 고딕"/>
+        </w:rPr>
+        <w:t>없다.</w:t>
+      </w:r>
+    </w:p>
+    <w:p>
+      <w:pPr>
+        <w:spacing w:after="40"/>
+        <w:ind w:left="397" w:hanging="283"/>
+        <w:rPr>
+          <w:shd w:val="clear" w:color="auto" w:fill="auto"/>
+        </w:rPr>
+      </w:pPr>
+      <w:r>
+        <w:rPr>
+          <w:shd w:val="clear" w:color="auto" w:fill="auto"/>
+          <w:rFonts w:ascii="맑은 고딕" w:eastAsia="맑은 고딕" w:hAnsi="맑은 고딕" w:cs="맑은 고딕"/>
+        </w:rPr>
+        <w:t xml:space="preserve">1.  로비에서 게임 시작이 확정되면, 서버가 로비 소켓으로 방 번호 · 플레이어 번호 · 게임 포트를 알려줌</w:t>
+      </w:r>
+    </w:p>
+    <w:p>
+      <w:pPr>
+        <w:spacing w:after="40"/>
+        <w:ind w:left="397" w:hanging="283"/>
+        <w:rPr>
+          <w:shd w:val="clear" w:color="auto" w:fill="auto"/>
+        </w:rPr>
+      </w:pPr>
+      <w:r>
+        <w:rPr>
+          <w:shd w:val="clear" w:color="auto" w:fill="auto"/>
+          <w:rFonts w:ascii="맑은 고딕" w:eastAsia="맑은 고딕" w:hAnsi="맑은 고딕" w:cs="맑은 고딕"/>
+        </w:rPr>
+        <w:t xml:space="preserve">2.  클라이언트가 게임 포트로 새로 connect</w:t>
+      </w:r>
+    </w:p>
+    <w:p>
+      <w:pPr>
+        <w:spacing w:after="40"/>
+        <w:ind w:left="397" w:hanging="283"/>
+        <w:rPr>
+          <w:shd w:val="clear" w:color="auto" w:fill="auto"/>
+        </w:rPr>
+      </w:pPr>
+      <w:r>
+        <w:rPr>
+          <w:shd w:val="clear" w:color="auto" w:fill="auto"/>
+          <w:rFonts w:ascii="맑은 고딕" w:eastAsia="맑은 고딕" w:hAnsi="맑은 고딕" w:cs="맑은 고딕"/>
+        </w:rPr>
+        <w:t xml:space="preserve">3.  첫 패킷으로 JOIN(방 번호, 플레이어 번호)을 보냄</w:t>
+      </w:r>
+    </w:p>
+    <w:p>
+      <w:pPr>
+        <w:spacing w:after="40"/>
+        <w:ind w:left="397" w:hanging="283"/>
+        <w:rPr>
+          <w:shd w:val="clear" w:color="auto" w:fill="auto"/>
+        </w:rPr>
+      </w:pPr>
+      <w:r>
+        <w:rPr>
+          <w:shd w:val="clear" w:color="auto" w:fill="auto"/>
+          <w:rFonts w:ascii="맑은 고딕" w:eastAsia="맑은 고딕" w:hAnsi="맑은 고딕" w:cs="맑은 고딕"/>
+        </w:rPr>
+        <w:t xml:space="preserve">4.  서버가 방 정보와 맞는지 확인한 뒤 Room에 소켓을 등록. 두 명 모두 등록되면 게임 시작</w:t>
       </w:r>
     </w:p>
     <w:p>
@@ -502,15 +570,7 @@
           <w:shd w:val="clear" w:color="auto" w:fill="auto"/>
           <w:rFonts w:ascii="맑은 고딕" w:eastAsia="맑은 고딕" w:hAnsi="맑은 고딕" w:cs="맑은 고딕"/>
         </w:rPr>
-        <w:t xml:space="preserve">모든 이벤트는 같은 구조체로 </w:t>
-      </w:r>
-      <w:r>
-        <w:rPr>
-          <w:shd w:val="clear" w:color="auto" w:fill="auto"/>
-          <w:rFonts w:ascii="맑은 고딕" w:eastAsia="맑은 고딕" w:hAnsi="맑은 고딕" w:cs="맑은 고딕"/>
-          <w:lang w:eastAsia="ko-KR"/>
-        </w:rPr>
-        <w:t>보냄</w:t>
+        <w:t xml:space="preserve">게임 소켓의 모든 패킷은 같은 16바이트 구조체로 보냄 (헤더 없음)</w:t>
       </w:r>
     </w:p>
     <w:p>
@@ -588,7 +648,7 @@
           <w:rFonts w:ascii="맑은 고딕" w:eastAsia="맑은 고딕" w:hAnsi="맑은 고딕" w:cs="맑은 고딕"/>
           <w:lang w:eastAsia="ko-KR"/>
         </w:rPr>
-        <w:t xml:space="preserve">공통 인자 : 헤더( 패킷  전체 크기 + 이벤트 타입ex.인게임 TCP, 로비 TCP), timeMs(클라이언트 게임시간), </w:t>
+        <w:t xml:space="preserve">공통 인자 : timeMs(클라이언트 게임시간), event(무슨 일인지), score(총점). 항상 16바이트이므로 recv(sock, </w:t>
       </w:r>
       <w:r>
         <w:rPr>
@@ -596,7 +656,7 @@
           <w:rFonts w:ascii="맑은 고딕" w:eastAsia="맑은 고딕" w:hAnsi="맑은 고딕" w:cs="맑은 고딕"/>
           <w:lang w:eastAsia="ko-KR"/>
         </w:rPr>
-        <w:t>score(총점)</w:t>
+        <w:t xml:space="preserve">&amp;pkt, 16, MSG_WAITALL)로 받는다</w:t>
       </w:r>
     </w:p>
     <w:tbl>
@@ -1767,7 +1827,7 @@
           <w:shd w:val="clear" w:color="auto" w:fill="auto"/>
           <w:rFonts w:ascii="맑은 고딕" w:eastAsia="맑은 고딕" w:hAnsi="맑은 고딕" w:cs="맑은 고딕"/>
         </w:rPr>
-        <w:t xml:space="preserve">서버가 보내는 패킷</w:t>
+        <w:t xml:space="preserve">연결 · 서버가 보내는 이벤트 (같은 구조체, event 값만 다름)</w:t>
       </w:r>
     </w:p>
     <w:tbl>
@@ -1813,7 +1873,7 @@
                 <w:shd w:val="clear" w:color="auto" w:fill="auto"/>
                 <w:rFonts w:ascii="맑은 고딕" w:eastAsia="맑은 고딕" w:hAnsi="맑은 고딕" w:cs="맑은 고딕"/>
               </w:rPr>
-              <w:t>패킷</w:t>
+              <w:t>EventType</w:t>
             </w:r>
           </w:p>
         </w:tc>
@@ -1863,7 +1923,7 @@
                 <w:shd w:val="clear" w:color="auto" w:fill="auto"/>
                 <w:rFonts w:ascii="맑은 고딕" w:eastAsia="맑은 고딕" w:hAnsi="맑은 고딕" w:cs="맑은 고딕"/>
               </w:rPr>
-              <w:t>내용</w:t>
+              <w:t>인자</w:t>
             </w:r>
           </w:p>
         </w:tc>
@@ -1889,7 +1949,7 @@
                 <w:shd w:val="clear" w:color="auto" w:fill="auto"/>
                 <w:rFonts w:ascii="맑은 고딕" w:eastAsia="맑은 고딕" w:hAnsi="맑은 고딕" w:cs="맑은 고딕"/>
               </w:rPr>
-              <w:t>SC_TIME_SYNC</w:t>
+              <w:t xml:space="preserve">JOIN (클라 → 서버)</w:t>
             </w:r>
           </w:p>
         </w:tc>
@@ -1912,7 +1972,7 @@
                 <w:shd w:val="clear" w:color="auto" w:fill="auto"/>
                 <w:rFonts w:ascii="맑은 고딕" w:eastAsia="맑은 고딕" w:hAnsi="맑은 고딕" w:cs="맑은 고딕"/>
               </w:rPr>
-              <w:t xml:space="preserve">5초마다 (제안)</w:t>
+              <w:t xml:space="preserve">게임 소켓 연결 직후 첫 패킷</w:t>
             </w:r>
           </w:p>
         </w:tc>
@@ -1935,16 +1995,7 @@
                 <w:shd w:val="clear" w:color="auto" w:fill="auto"/>
                 <w:rFonts w:ascii="맑은 고딕" w:eastAsia="맑은 고딕" w:hAnsi="맑은 고딕" w:cs="맑은 고딕"/>
               </w:rPr>
-              <w:t xml:space="preserve">남은 시간(초). 클라이언트 타이머 </w:t>
-            </w:r>
-            <w:r>
-              <w:rPr>
-                <w:sz w:val="19"/>
-                <w:szCs w:val="19"/>
-                <w:shd w:val="clear" w:color="auto" w:fill="auto"/>
-                <w:rFonts w:ascii="맑은 고딕" w:eastAsia="맑은 고딕" w:hAnsi="맑은 고딕" w:cs="맑은 고딕"/>
-              </w:rPr>
-              <w:t xml:space="preserve">표시를 서버 시간에 맞춘다</w:t>
+              <w:t xml:space="preserve">arg8 플레이어 번호, arg32 방 번호</w:t>
             </w:r>
           </w:p>
         </w:tc>
@@ -1970,7 +2021,7 @@
                 <w:shd w:val="clear" w:color="auto" w:fill="auto"/>
                 <w:rFonts w:ascii="맑은 고딕" w:eastAsia="맑은 고딕" w:hAnsi="맑은 고딕" w:cs="맑은 고딕"/>
               </w:rPr>
-              <w:t>SC_GAME_END</w:t>
+              <w:t>TIME_SYNC</w:t>
             </w:r>
           </w:p>
         </w:tc>
@@ -1993,16 +2044,7 @@
                 <w:shd w:val="clear" w:color="auto" w:fill="auto"/>
                 <w:rFonts w:ascii="맑은 고딕" w:eastAsia="맑은 고딕" w:hAnsi="맑은 고딕" w:cs="맑은 고딕"/>
               </w:rPr>
-              <w:t xml:space="preserve">제한시간 종료, 또는 둘 다 </w:t>
-            </w:r>
-            <w:r>
-              <w:rPr>
-                <w:sz w:val="19"/>
-                <w:szCs w:val="19"/>
-                <w:shd w:val="clear" w:color="auto" w:fill="auto"/>
-                <w:rFonts w:ascii="맑은 고딕" w:eastAsia="맑은 고딕" w:hAnsi="맑은 고딕" w:cs="맑은 고딕"/>
-              </w:rPr>
-              <w:t xml:space="preserve">스테이지 3 클리어</w:t>
+              <w:t xml:space="preserve">5초마다 (제안)</w:t>
             </w:r>
           </w:p>
         </w:tc>
@@ -2025,7 +2067,7 @@
                 <w:shd w:val="clear" w:color="auto" w:fill="auto"/>
                 <w:rFonts w:ascii="맑은 고딕" w:eastAsia="맑은 고딕" w:hAnsi="맑은 고딕" w:cs="맑은 고딕"/>
               </w:rPr>
-              <w:t xml:space="preserve">승자(0 / 1 / 무승부), 사유, 두 </w:t>
+              <w:t xml:space="preserve">arg16 남은 시간(초). 클라이언트 </w:t>
             </w:r>
             <w:r>
               <w:rPr>
@@ -2034,7 +2076,7 @@
                 <w:shd w:val="clear" w:color="auto" w:fill="auto"/>
                 <w:rFonts w:ascii="맑은 고딕" w:eastAsia="맑은 고딕" w:hAnsi="맑은 고딕" w:cs="맑은 고딕"/>
               </w:rPr>
-              <w:t xml:space="preserve">사람의 점수</w:t>
+              <w:t xml:space="preserve">타이머 표시를 서버 시간에 맞춘다</w:t>
             </w:r>
           </w:p>
         </w:tc>
@@ -2060,7 +2102,106 @@
                 <w:shd w:val="clear" w:color="auto" w:fill="auto"/>
                 <w:rFonts w:ascii="맑은 고딕" w:eastAsia="맑은 고딕" w:hAnsi="맑은 고딕" w:cs="맑은 고딕"/>
               </w:rPr>
-              <w:t>SC_OPP_LEFT</w:t>
+              <w:t>GAME_END</w:t>
+            </w:r>
+          </w:p>
+        </w:tc>
+        <w:tc>
+          <w:tcPr>
+            <w:tcW w:type="dxa" w:w="3213"/>
+            <w:vAlign w:val="top"/>
+          </w:tcPr>
+          <w:p>
+            <w:pPr>
+              <w:spacing w:lineRule="auto" w:line="275" w:after="0"/>
+              <w:rPr>
+                <w:shd w:val="clear" w:color="auto" w:fill="auto"/>
+              </w:rPr>
+            </w:pPr>
+            <w:r>
+              <w:rPr>
+                <w:sz w:val="19"/>
+                <w:szCs w:val="19"/>
+                <w:shd w:val="clear" w:color="auto" w:fill="auto"/>
+                <w:rFonts w:ascii="맑은 고딕" w:eastAsia="맑은 고딕" w:hAnsi="맑은 고딕" w:cs="맑은 고딕"/>
+              </w:rPr>
+              <w:t xml:space="preserve">제한시간 종료, 또는 둘 다 </w:t>
+            </w:r>
+            <w:r>
+              <w:rPr>
+                <w:sz w:val="19"/>
+                <w:szCs w:val="19"/>
+                <w:shd w:val="clear" w:color="auto" w:fill="auto"/>
+                <w:rFonts w:ascii="맑은 고딕" w:eastAsia="맑은 고딕" w:hAnsi="맑은 고딕" w:cs="맑은 고딕"/>
+              </w:rPr>
+              <w:t xml:space="preserve">스테이지 3 클리어</w:t>
+            </w:r>
+          </w:p>
+        </w:tc>
+        <w:tc>
+          <w:tcPr>
+            <w:tcW w:type="dxa" w:w="3213"/>
+            <w:vAlign w:val="top"/>
+          </w:tcPr>
+          <w:p>
+            <w:pPr>
+              <w:spacing w:lineRule="auto" w:line="275" w:after="0"/>
+              <w:rPr>
+                <w:shd w:val="clear" w:color="auto" w:fill="auto"/>
+              </w:rPr>
+            </w:pPr>
+            <w:r>
+              <w:rPr>
+                <w:sz w:val="19"/>
+                <w:szCs w:val="19"/>
+                <w:shd w:val="clear" w:color="auto" w:fill="auto"/>
+                <w:rFonts w:ascii="맑은 고딕" w:eastAsia="맑은 고딕" w:hAnsi="맑은 고딕" w:cs="맑은 고딕"/>
+              </w:rPr>
+              <w:t xml:space="preserve">arg8 승자(0 / 1 / 255 무승부), </w:t>
+            </w:r>
+            <w:r>
+              <w:rPr>
+                <w:sz w:val="19"/>
+                <w:szCs w:val="19"/>
+                <w:shd w:val="clear" w:color="auto" w:fill="auto"/>
+                <w:rFonts w:ascii="맑은 고딕" w:eastAsia="맑은 고딕" w:hAnsi="맑은 고딕" w:cs="맑은 고딕"/>
+              </w:rPr>
+              <w:t xml:space="preserve">arg16 사유, arg32 0번 점수, score </w:t>
+            </w:r>
+            <w:r>
+              <w:rPr>
+                <w:sz w:val="19"/>
+                <w:szCs w:val="19"/>
+                <w:shd w:val="clear" w:color="auto" w:fill="auto"/>
+                <w:rFonts w:ascii="맑은 고딕" w:eastAsia="맑은 고딕" w:hAnsi="맑은 고딕" w:cs="맑은 고딕"/>
+              </w:rPr>
+              <w:t xml:space="preserve">1번 점수</w:t>
+            </w:r>
+          </w:p>
+        </w:tc>
+      </w:tr>
+      <w:tr>
+        <w:trPr/>
+        <w:tc>
+          <w:tcPr>
+            <w:tcW w:type="dxa" w:w="3213"/>
+            <w:vAlign w:val="top"/>
+          </w:tcPr>
+          <w:p>
+            <w:pPr>
+              <w:spacing w:lineRule="auto" w:line="275" w:after="0"/>
+              <w:rPr>
+                <w:shd w:val="clear" w:color="auto" w:fill="auto"/>
+              </w:rPr>
+            </w:pPr>
+            <w:r>
+              <w:rPr>
+                <w:sz w:val="19"/>
+                <w:szCs w:val="19"/>
+                <w:shd w:val="clear" w:color="auto" w:fill="auto"/>
+                <w:rFonts w:ascii="맑은 고딕" w:eastAsia="맑은 고딕" w:hAnsi="맑은 고딕" w:cs="맑은 고딕"/>
+              </w:rPr>
+              <w:t>OPP_LEFT</w:t>
             </w:r>
           </w:p>
         </w:tc>
@@ -2106,7 +2247,7 @@
                 <w:shd w:val="clear" w:color="auto" w:fill="auto"/>
                 <w:rFonts w:ascii="맑은 고딕" w:eastAsia="맑은 고딕" w:hAnsi="맑은 고딕" w:cs="맑은 고딕"/>
               </w:rPr>
-              <w:t xml:space="preserve">없음. 바로 뒤에 </w:t>
+              <w:t xml:space="preserve">없음. 바로 뒤에 GAME_END(남은 </w:t>
             </w:r>
             <w:r>
               <w:rPr>
@@ -2115,16 +2256,7 @@
                 <w:shd w:val="clear" w:color="auto" w:fill="auto"/>
                 <w:rFonts w:ascii="맑은 고딕" w:eastAsia="맑은 고딕" w:hAnsi="맑은 고딕" w:cs="맑은 고딕"/>
               </w:rPr>
-              <w:t xml:space="preserve">SC_GAME_END(남은 사람 승리)를 </w:t>
-            </w:r>
-            <w:r>
-              <w:rPr>
-                <w:sz w:val="19"/>
-                <w:szCs w:val="19"/>
-                <w:shd w:val="clear" w:color="auto" w:fill="auto"/>
-                <w:rFonts w:ascii="맑은 고딕" w:eastAsia="맑은 고딕" w:hAnsi="맑은 고딕" w:cs="맑은 고딕"/>
-              </w:rPr>
-              <w:t>보낸다</w:t>
+              <w:t xml:space="preserve">사람 승리)를 보낸다</w:t>
             </w:r>
           </w:p>
         </w:tc>
@@ -2247,7 +2379,16 @@
                 <w:shd w:val="clear" w:color="auto" w:fill="auto"/>
                 <w:rFonts w:ascii="맑은 고딕" w:eastAsia="맑은 고딕" w:hAnsi="맑은 고딕" w:cs="맑은 고딕"/>
               </w:rPr>
-              <w:t xml:space="preserve">헤더의 size가 비정상 (헤더보다 작거나 버퍼보다 큼)</w:t>
+              <w:t xml:space="preserve">16바이트를 다 받기 전에 끊기거나 event 값이 </w:t>
+            </w:r>
+            <w:r>
+              <w:rPr>
+                <w:sz w:val="19"/>
+                <w:szCs w:val="19"/>
+                <w:shd w:val="clear" w:color="auto" w:fill="auto"/>
+                <w:rFonts w:ascii="맑은 고딕" w:eastAsia="맑은 고딕" w:hAnsi="맑은 고딕" w:cs="맑은 고딕"/>
+              </w:rPr>
+              <w:t xml:space="preserve">목록에 없음</w:t>
             </w:r>
           </w:p>
         </w:tc>
@@ -2389,7 +2530,7 @@
                 <w:shd w:val="clear" w:color="auto" w:fill="auto"/>
                 <w:rFonts w:ascii="맑은 고딕" w:eastAsia="맑은 고딕" w:hAnsi="맑은 고딕" w:cs="맑은 고딕"/>
               </w:rPr>
-              <w:t xml:space="preserve">게임 중 한쪽 연결이 끊김 (recv가 0 또는 오류)</w:t>
+              <w:t xml:space="preserve">게임 중 한쪽 게임 소켓이 끊김 (recv가 0 또는 오류)</w:t>
             </w:r>
           </w:p>
         </w:tc>
@@ -2412,7 +2553,7 @@
                 <w:shd w:val="clear" w:color="auto" w:fill="auto"/>
                 <w:rFonts w:ascii="맑은 고딕" w:eastAsia="맑은 고딕" w:hAnsi="맑은 고딕" w:cs="맑은 고딕"/>
               </w:rPr>
-              <w:t xml:space="preserve">상대에게 SC_OPP_LEFT와 SC_GAME_END(남은 사람 </w:t>
+              <w:t xml:space="preserve">상대에게 OPP_LEFT와 GAME_END(남은 사람 승리)를 </w:t>
             </w:r>
             <w:r>
               <w:rPr>
@@ -2421,7 +2562,7 @@
                 <w:shd w:val="clear" w:color="auto" w:fill="auto"/>
                 <w:rFonts w:ascii="맑은 고딕" w:eastAsia="맑은 고딕" w:hAnsi="맑은 고딕" w:cs="맑은 고딕"/>
               </w:rPr>
-              <w:t xml:space="preserve">승리)를 보</w:t>
+              <w:t xml:space="preserve">보냄. 로비 소켓 상태와 관계없이 게임 소켓 기준으로 </w:t>
             </w:r>
             <w:r>
               <w:rPr>
@@ -2429,9 +2570,8 @@
                 <w:szCs w:val="19"/>
                 <w:shd w:val="clear" w:color="auto" w:fill="auto"/>
                 <w:rFonts w:ascii="맑은 고딕" w:eastAsia="맑은 고딕" w:hAnsi="맑은 고딕" w:cs="맑은 고딕"/>
-                <w:lang w:eastAsia="ko-KR"/>
-              </w:rPr>
-              <w:t>냄</w:t>
+              </w:rPr>
+              <w:t>판단</w:t>
             </w:r>
           </w:p>
         </w:tc>
@@ -2627,6 +2767,131 @@
                 <w:lang w:eastAsia="ko-KR"/>
               </w:rPr>
               <w:t>춰짐</w:t>
+            </w:r>
+          </w:p>
+        </w:tc>
+      </w:tr>
+      <w:tr>
+        <w:trPr/>
+        <w:tc>
+          <w:tcPr>
+            <w:tcW w:type="dxa" w:w="4819"/>
+            <w:vAlign w:val="top"/>
+          </w:tcPr>
+          <w:p>
+            <w:pPr>
+              <w:spacing w:lineRule="auto" w:line="275" w:after="0"/>
+              <w:rPr>
+                <w:shd w:val="clear" w:color="auto" w:fill="auto"/>
+              </w:rPr>
+            </w:pPr>
+            <w:r>
+              <w:rPr>
+                <w:sz w:val="19"/>
+                <w:szCs w:val="19"/>
+                <w:shd w:val="clear" w:color="auto" w:fill="auto"/>
+                <w:rFonts w:ascii="맑은 고딕" w:eastAsia="맑은 고딕" w:hAnsi="맑은 고딕" w:cs="맑은 고딕"/>
+              </w:rPr>
+              <w:t xml:space="preserve">게임 소켓의 첫 패킷이 JOIN이 아니거나 방 정보가 </w:t>
+            </w:r>
+            <w:r>
+              <w:rPr>
+                <w:sz w:val="19"/>
+                <w:szCs w:val="19"/>
+                <w:shd w:val="clear" w:color="auto" w:fill="auto"/>
+                <w:rFonts w:ascii="맑은 고딕" w:eastAsia="맑은 고딕" w:hAnsi="맑은 고딕" w:cs="맑은 고딕"/>
+              </w:rPr>
+              <w:t xml:space="preserve">맞지 않음</w:t>
+            </w:r>
+          </w:p>
+        </w:tc>
+        <w:tc>
+          <w:tcPr>
+            <w:tcW w:type="dxa" w:w="4819"/>
+            <w:vAlign w:val="top"/>
+          </w:tcPr>
+          <w:p>
+            <w:pPr>
+              <w:spacing w:lineRule="auto" w:line="275" w:after="0"/>
+              <w:rPr>
+                <w:shd w:val="clear" w:color="auto" w:fill="auto"/>
+              </w:rPr>
+            </w:pPr>
+            <w:r>
+              <w:rPr>
+                <w:sz w:val="19"/>
+                <w:szCs w:val="19"/>
+                <w:shd w:val="clear" w:color="auto" w:fill="auto"/>
+                <w:rFonts w:ascii="맑은 고딕" w:eastAsia="맑은 고딕" w:hAnsi="맑은 고딕" w:cs="맑은 고딕"/>
+              </w:rPr>
+              <w:t xml:space="preserve">연결 종료</w:t>
+            </w:r>
+          </w:p>
+        </w:tc>
+      </w:tr>
+      <w:tr>
+        <w:trPr/>
+        <w:tc>
+          <w:tcPr>
+            <w:tcW w:type="dxa" w:w="4819"/>
+            <w:vAlign w:val="top"/>
+          </w:tcPr>
+          <w:p>
+            <w:pPr>
+              <w:spacing w:lineRule="auto" w:line="275" w:after="0"/>
+              <w:rPr>
+                <w:shd w:val="clear" w:color="auto" w:fill="auto"/>
+              </w:rPr>
+            </w:pPr>
+            <w:r>
+              <w:rPr>
+                <w:sz w:val="19"/>
+                <w:szCs w:val="19"/>
+                <w:shd w:val="clear" w:color="auto" w:fill="auto"/>
+                <w:rFonts w:ascii="맑은 고딕" w:eastAsia="맑은 고딕" w:hAnsi="맑은 고딕" w:cs="맑은 고딕"/>
+              </w:rPr>
+              <w:t xml:space="preserve">한 명만 게임 소켓에 접속하고 상대가 오지 않음 (예: </w:t>
+            </w:r>
+            <w:r>
+              <w:rPr>
+                <w:sz w:val="19"/>
+                <w:szCs w:val="19"/>
+                <w:shd w:val="clear" w:color="auto" w:fill="auto"/>
+                <w:rFonts w:ascii="맑은 고딕" w:eastAsia="맑은 고딕" w:hAnsi="맑은 고딕" w:cs="맑은 고딕"/>
+              </w:rPr>
+              <w:t>10초)</w:t>
+            </w:r>
+          </w:p>
+        </w:tc>
+        <w:tc>
+          <w:tcPr>
+            <w:tcW w:type="dxa" w:w="4819"/>
+            <w:vAlign w:val="top"/>
+          </w:tcPr>
+          <w:p>
+            <w:pPr>
+              <w:spacing w:lineRule="auto" w:line="275" w:after="0"/>
+              <w:rPr>
+                <w:shd w:val="clear" w:color="auto" w:fill="auto"/>
+              </w:rPr>
+            </w:pPr>
+            <w:r>
+              <w:rPr>
+                <w:sz w:val="19"/>
+                <w:szCs w:val="19"/>
+                <w:shd w:val="clear" w:color="auto" w:fill="auto"/>
+                <w:rFonts w:ascii="맑은 고딕" w:eastAsia="맑은 고딕" w:hAnsi="맑은 고딕" w:cs="맑은 고딕"/>
+              </w:rPr>
+              <w:t xml:space="preserve">접속한 사람에게 GAME_END를 보내고 로비로 </w:t>
+            </w:r>
+            <w:r>
+              <w:rPr>
+                <w:sz w:val="19"/>
+                <w:szCs w:val="19"/>
+                <w:shd w:val="clear" w:color="auto" w:fill="auto"/>
+                <w:rFonts w:ascii="맑은 고딕" w:eastAsia="맑은 고딕" w:hAnsi="맑은 고딕" w:cs="맑은 고딕"/>
+              </w:rPr>
+              <w:t>돌려보냄</w:t>
             </w:r>
           </w:p>
         </w:tc>
@@ -2731,7 +2996,7 @@
                 <w:shd w:val="clear" w:color="auto" w:fill="auto"/>
                 <w:rFonts w:ascii="맑은 고딕" w:eastAsia="맑은 고딕" w:hAnsi="맑은 고딕" w:cs="맑은 고딕"/>
               </w:rPr>
-              <w:t xml:space="preserve">할 일</w:t>
+              <w:t xml:space="preserve">완성 목표</w:t>
             </w:r>
           </w:p>
         </w:tc>
@@ -2759,7 +3024,7 @@
                 <w:shd w:val="clear" w:color="auto" w:fill="auto"/>
                 <w:rFonts w:ascii="맑은 고딕" w:eastAsia="맑은 고딕" w:hAnsi="맑은 고딕" w:cs="맑은 고딕"/>
               </w:rPr>
-              <w:t>11/1</w:t>
+              <w:t xml:space="preserve">11/1 (일)</w:t>
             </w:r>
           </w:p>
         </w:tc>
@@ -2776,6 +3041,24 @@
                 <w:shd w:val="clear" w:color="auto" w:fill="auto"/>
               </w:rPr>
             </w:pPr>
+          </w:p>
+        </w:tc>
+      </w:tr>
+      <w:tr>
+        <w:trPr/>
+        <w:tc>
+          <w:tcPr>
+            <w:tcW w:type="dxa" w:w="4819"/>
+            <w:vAlign w:val="top"/>
+          </w:tcPr>
+          <w:p>
+            <w:pPr>
+              <w:spacing w:lineRule="auto" w:line="275" w:after="0"/>
+              <w:rPr>
+                <w:b w:val="0"/>
+                <w:shd w:val="clear" w:color="auto" w:fill="auto"/>
+              </w:rPr>
+            </w:pPr>
             <w:r>
               <w:rPr>
                 <w:b w:val="0"/>
@@ -2784,17 +3067,30 @@
                 <w:shd w:val="clear" w:color="auto" w:fill="auto"/>
                 <w:rFonts w:ascii="맑은 고딕" w:eastAsia="맑은 고딕" w:hAnsi="맑은 고딕" w:cs="맑은 고딕"/>
               </w:rPr>
-              <w:t xml:space="preserve">게임 중 상대에게 알려야 할 정보 목록 정리 (블록, </w:t>
+              <w:t xml:space="preserve">11/2 (월)</w:t>
             </w:r>
+          </w:p>
+        </w:tc>
+        <w:tc>
+          <w:tcPr>
+            <w:tcW w:type="dxa" w:w="4819"/>
+            <w:vAlign w:val="top"/>
+          </w:tcPr>
+          <w:p>
+            <w:pPr>
+              <w:spacing w:lineRule="auto" w:line="275" w:after="0"/>
+              <w:rPr>
+                <w:b w:val="0"/>
+                <w:shd w:val="clear" w:color="auto" w:fill="auto"/>
+              </w:rPr>
+            </w:pPr>
             <w:r>
               <w:rPr>
-                <w:b w:val="0"/>
                 <w:sz w:val="19"/>
                 <w:szCs w:val="19"/>
                 <w:shd w:val="clear" w:color="auto" w:fill="auto"/>
-                <w:rFonts w:ascii="맑은 고딕" w:eastAsia="맑은 고딕" w:hAnsi="맑은 고딕" w:cs="맑은 고딕"/>
-              </w:rPr>
-              <w:t xml:space="preserve">아이템, 점수 등)</w:t>
+              </w:rPr>
+              <w:t xml:space="preserve">게임 중 상대에게 알려야 할 정보 목록 정리</w:t>
             </w:r>
           </w:p>
         </w:tc>
@@ -2822,7 +3118,7 @@
                 <w:shd w:val="clear" w:color="auto" w:fill="auto"/>
                 <w:rFonts w:ascii="맑은 고딕" w:eastAsia="맑은 고딕" w:hAnsi="맑은 고딕" w:cs="맑은 고딕"/>
               </w:rPr>
-              <w:t>11/2</w:t>
+              <w:t xml:space="preserve">11/3 (화)</w:t>
             </w:r>
           </w:p>
         </w:tc>
@@ -2841,13 +3137,11 @@
             </w:pPr>
             <w:r>
               <w:rPr>
-                <w:b w:val="0"/>
                 <w:sz w:val="19"/>
                 <w:szCs w:val="19"/>
                 <w:shd w:val="clear" w:color="auto" w:fill="auto"/>
-                <w:rFonts w:ascii="맑은 고딕" w:eastAsia="맑은 고딕" w:hAnsi="맑은 고딕" w:cs="맑은 고딕"/>
-              </w:rPr>
-              <w:t xml:space="preserve">패킷 구조 초안 작성</w:t>
+              </w:rPr>
+              <w:t xml:space="preserve">패킷 구조, 게임 소켓 포트, 게임 소켓 연결 절차 확정</w:t>
             </w:r>
           </w:p>
         </w:tc>
@@ -2875,7 +3169,7 @@
                 <w:shd w:val="clear" w:color="auto" w:fill="auto"/>
                 <w:rFonts w:ascii="맑은 고딕" w:eastAsia="맑은 고딕" w:hAnsi="맑은 고딕" w:cs="맑은 고딕"/>
               </w:rPr>
-              <w:t>11/3</w:t>
+              <w:t xml:space="preserve">11/4 (수)</w:t>
             </w:r>
           </w:p>
         </w:tc>
@@ -2892,6 +3186,24 @@
                 <w:shd w:val="clear" w:color="auto" w:fill="auto"/>
               </w:rPr>
             </w:pPr>
+          </w:p>
+        </w:tc>
+      </w:tr>
+      <w:tr>
+        <w:trPr/>
+        <w:tc>
+          <w:tcPr>
+            <w:tcW w:type="dxa" w:w="4819"/>
+            <w:vAlign w:val="top"/>
+          </w:tcPr>
+          <w:p>
+            <w:pPr>
+              <w:spacing w:lineRule="auto" w:line="275" w:after="0"/>
+              <w:rPr>
+                <w:b w:val="0"/>
+                <w:shd w:val="clear" w:color="auto" w:fill="auto"/>
+              </w:rPr>
+            </w:pPr>
             <w:r>
               <w:rPr>
                 <w:b w:val="0"/>
@@ -2900,7 +3212,30 @@
                 <w:shd w:val="clear" w:color="auto" w:fill="auto"/>
                 <w:rFonts w:ascii="맑은 고딕" w:eastAsia="맑은 고딕" w:hAnsi="맑은 고딕" w:cs="맑은 고딕"/>
               </w:rPr>
-              <w:t xml:space="preserve">팀: 패킷 번호 규칙과 공통 형식 정하기</w:t>
+              <w:t xml:space="preserve">11/5 (목)</w:t>
+            </w:r>
+          </w:p>
+        </w:tc>
+        <w:tc>
+          <w:tcPr>
+            <w:tcW w:type="dxa" w:w="4819"/>
+            <w:vAlign w:val="top"/>
+          </w:tcPr>
+          <w:p>
+            <w:pPr>
+              <w:spacing w:lineRule="auto" w:line="275" w:after="0"/>
+              <w:rPr>
+                <w:b w:val="0"/>
+                <w:shd w:val="clear" w:color="auto" w:fill="auto"/>
+              </w:rPr>
+            </w:pPr>
+            <w:r>
+              <w:rPr>
+                <w:sz w:val="19"/>
+                <w:szCs w:val="19"/>
+                <w:shd w:val="clear" w:color="auto" w:fill="auto"/>
+              </w:rPr>
+              <w:t xml:space="preserve">패킷 구조체와 송수신 함수 완성</w:t>
             </w:r>
           </w:p>
         </w:tc>
@@ -2928,7 +3263,7 @@
                 <w:shd w:val="clear" w:color="auto" w:fill="auto"/>
                 <w:rFonts w:ascii="맑은 고딕" w:eastAsia="맑은 고딕" w:hAnsi="맑은 고딕" w:cs="맑은 고딕"/>
               </w:rPr>
-              <w:t>11/4</w:t>
+              <w:t xml:space="preserve">11/6 (금)</w:t>
             </w:r>
           </w:p>
         </w:tc>
@@ -2947,13 +3282,36 @@
             </w:pPr>
             <w:r>
               <w:rPr>
-                <w:b w:val="0"/>
                 <w:sz w:val="19"/>
                 <w:szCs w:val="19"/>
                 <w:shd w:val="clear" w:color="auto" w:fill="auto"/>
-                <w:rFonts w:ascii="맑은 고딕" w:eastAsia="맑은 고딕" w:hAnsi="맑은 고딕" w:cs="맑은 고딕"/>
-              </w:rPr>
-              <w:t xml:space="preserve">정한 형식대로 패킷 코드 작성</w:t>
+              </w:rPr>
+              <w:t xml:space="preserve">로비 파트와 게임 시작 시 방 번호</w:t>
+            </w:r>
+            <w:r>
+              <w:rPr>
+                <w:sz w:val="19"/>
+                <w:szCs w:val="19"/>
+                <w:shd w:val="clear" w:color="auto" w:fill="auto"/>
+                <w:lang w:eastAsia="ko-KR"/>
+              </w:rPr>
+              <w:t>,</w:t>
+            </w:r>
+            <w:r>
+              <w:rPr>
+                <w:sz w:val="19"/>
+                <w:szCs w:val="19"/>
+                <w:shd w:val="clear" w:color="auto" w:fill="auto"/>
+              </w:rPr>
+              <w:t xml:space="preserve"> 플레이어 번호 </w:t>
+            </w:r>
+            <w:r>
+              <w:rPr>
+                <w:sz w:val="19"/>
+                <w:szCs w:val="19"/>
+                <w:shd w:val="clear" w:color="auto" w:fill="auto"/>
+              </w:rPr>
+              <w:t xml:space="preserve">전달 방식 확정</w:t>
             </w:r>
           </w:p>
         </w:tc>
@@ -2981,7 +3339,7 @@
                 <w:shd w:val="clear" w:color="auto" w:fill="auto"/>
                 <w:rFonts w:ascii="맑은 고딕" w:eastAsia="맑은 고딕" w:hAnsi="맑은 고딕" w:cs="맑은 고딕"/>
               </w:rPr>
-              <w:t>11/5</w:t>
+              <w:t xml:space="preserve">11/7 (토)</w:t>
             </w:r>
           </w:p>
         </w:tc>
@@ -2998,6 +3356,24 @@
                 <w:shd w:val="clear" w:color="auto" w:fill="auto"/>
               </w:rPr>
             </w:pPr>
+          </w:p>
+        </w:tc>
+      </w:tr>
+      <w:tr>
+        <w:trPr/>
+        <w:tc>
+          <w:tcPr>
+            <w:tcW w:type="dxa" w:w="4819"/>
+            <w:vAlign w:val="top"/>
+          </w:tcPr>
+          <w:p>
+            <w:pPr>
+              <w:spacing w:lineRule="auto" w:line="275" w:after="0"/>
+              <w:rPr>
+                <w:b w:val="0"/>
+                <w:shd w:val="clear" w:color="auto" w:fill="auto"/>
+              </w:rPr>
+            </w:pPr>
             <w:r>
               <w:rPr>
                 <w:b w:val="0"/>
@@ -3006,7 +3382,90 @@
                 <w:shd w:val="clear" w:color="auto" w:fill="auto"/>
                 <w:rFonts w:ascii="맑은 고딕" w:eastAsia="맑은 고딕" w:hAnsi="맑은 고딕" w:cs="맑은 고딕"/>
               </w:rPr>
-              <w:t xml:space="preserve">패킷을 보내고 받는 기본 함수 만들기</w:t>
+              <w:t xml:space="preserve">11/8 (일)</w:t>
+            </w:r>
+          </w:p>
+        </w:tc>
+        <w:tc>
+          <w:tcPr>
+            <w:tcW w:type="dxa" w:w="4819"/>
+            <w:vAlign w:val="top"/>
+          </w:tcPr>
+          <w:p>
+            <w:pPr>
+              <w:spacing w:lineRule="auto" w:line="275" w:after="0"/>
+              <w:rPr>
+                <w:b w:val="0"/>
+                <w:shd w:val="clear" w:color="auto" w:fill="auto"/>
+              </w:rPr>
+            </w:pPr>
+          </w:p>
+        </w:tc>
+      </w:tr>
+      <w:tr>
+        <w:trPr/>
+        <w:tc>
+          <w:tcPr>
+            <w:tcW w:type="dxa" w:w="4819"/>
+            <w:vAlign w:val="top"/>
+          </w:tcPr>
+          <w:p>
+            <w:pPr>
+              <w:spacing w:lineRule="auto" w:line="275" w:after="0"/>
+              <w:rPr>
+                <w:b w:val="0"/>
+                <w:shd w:val="clear" w:color="auto" w:fill="auto"/>
+              </w:rPr>
+            </w:pPr>
+            <w:r>
+              <w:rPr>
+                <w:b w:val="0"/>
+                <w:sz w:val="19"/>
+                <w:szCs w:val="19"/>
+                <w:shd w:val="clear" w:color="auto" w:fill="auto"/>
+                <w:rFonts w:ascii="맑은 고딕" w:eastAsia="맑은 고딕" w:hAnsi="맑은 고딕" w:cs="맑은 고딕"/>
+              </w:rPr>
+              <w:t xml:space="preserve">11/9 (월)</w:t>
+            </w:r>
+          </w:p>
+        </w:tc>
+        <w:tc>
+          <w:tcPr>
+            <w:tcW w:type="dxa" w:w="4819"/>
+            <w:vAlign w:val="top"/>
+          </w:tcPr>
+          <w:p>
+            <w:pPr>
+              <w:spacing w:lineRule="auto" w:line="275" w:after="0"/>
+              <w:rPr>
+                <w:b w:val="0"/>
+                <w:shd w:val="clear" w:color="auto" w:fill="auto"/>
+              </w:rPr>
+            </w:pPr>
+            <w:r>
+              <w:rPr>
+                <w:sz w:val="19"/>
+                <w:szCs w:val="19"/>
+                <w:shd w:val="clear" w:color="auto" w:fill="auto"/>
+              </w:rPr>
+              <w:t xml:space="preserve">테스트용 서버</w:t>
+            </w:r>
+            <w:r>
+              <w:rPr>
+                <w:sz w:val="19"/>
+                <w:szCs w:val="19"/>
+                <w:shd w:val="clear" w:color="auto" w:fill="auto"/>
+                <w:lang w:eastAsia="ko-KR"/>
+              </w:rPr>
+              <w:t>,</w:t>
+            </w:r>
+            <w:r>
+              <w:rPr>
+                <w:sz w:val="19"/>
+                <w:szCs w:val="19"/>
+                <w:shd w:val="clear" w:color="auto" w:fill="auto"/>
+              </w:rPr>
+              <w:t xml:space="preserve"> 클라이언트 완성, 패킷 주고받기 확인</w:t>
             </w:r>
           </w:p>
         </w:tc>
@@ -3034,7 +3493,7 @@
                 <w:shd w:val="clear" w:color="auto" w:fill="auto"/>
                 <w:rFonts w:ascii="맑은 고딕" w:eastAsia="맑은 고딕" w:hAnsi="맑은 고딕" w:cs="맑은 고딕"/>
               </w:rPr>
-              <w:t>11/6</w:t>
+              <w:t xml:space="preserve">11/10 (화)</w:t>
             </w:r>
           </w:p>
         </w:tc>
@@ -3051,6 +3510,24 @@
                 <w:shd w:val="clear" w:color="auto" w:fill="auto"/>
               </w:rPr>
             </w:pPr>
+          </w:p>
+        </w:tc>
+      </w:tr>
+      <w:tr>
+        <w:trPr/>
+        <w:tc>
+          <w:tcPr>
+            <w:tcW w:type="dxa" w:w="4819"/>
+            <w:vAlign w:val="top"/>
+          </w:tcPr>
+          <w:p>
+            <w:pPr>
+              <w:spacing w:lineRule="auto" w:line="275" w:after="0"/>
+              <w:rPr>
+                <w:b w:val="0"/>
+                <w:shd w:val="clear" w:color="auto" w:fill="auto"/>
+              </w:rPr>
+            </w:pPr>
             <w:r>
               <w:rPr>
                 <w:b w:val="0"/>
@@ -3059,7 +3536,73 @@
                 <w:shd w:val="clear" w:color="auto" w:fill="auto"/>
                 <w:rFonts w:ascii="맑은 고딕" w:eastAsia="맑은 고딕" w:hAnsi="맑은 고딕" w:cs="맑은 고딕"/>
               </w:rPr>
-              <w:t xml:space="preserve">팀: 로비 파트에서 게임 연결을 넘겨받는 방법 정하기</w:t>
+              <w:t xml:space="preserve">11/11 (수)</w:t>
+            </w:r>
+          </w:p>
+        </w:tc>
+        <w:tc>
+          <w:tcPr>
+            <w:tcW w:type="dxa" w:w="4819"/>
+            <w:vAlign w:val="top"/>
+          </w:tcPr>
+          <w:p>
+            <w:pPr>
+              <w:spacing w:lineRule="auto" w:line="275" w:after="0"/>
+              <w:rPr>
+                <w:b w:val="0"/>
+                <w:shd w:val="clear" w:color="auto" w:fill="auto"/>
+              </w:rPr>
+            </w:pPr>
+          </w:p>
+        </w:tc>
+      </w:tr>
+      <w:tr>
+        <w:trPr/>
+        <w:tc>
+          <w:tcPr>
+            <w:tcW w:type="dxa" w:w="4819"/>
+            <w:vAlign w:val="top"/>
+          </w:tcPr>
+          <w:p>
+            <w:pPr>
+              <w:spacing w:lineRule="auto" w:line="275" w:after="0"/>
+              <w:rPr>
+                <w:b w:val="0"/>
+                <w:shd w:val="clear" w:color="auto" w:fill="auto"/>
+              </w:rPr>
+            </w:pPr>
+            <w:r>
+              <w:rPr>
+                <w:b w:val="0"/>
+                <w:sz w:val="19"/>
+                <w:szCs w:val="19"/>
+                <w:shd w:val="clear" w:color="auto" w:fill="auto"/>
+                <w:rFonts w:ascii="맑은 고딕" w:eastAsia="맑은 고딕" w:hAnsi="맑은 고딕" w:cs="맑은 고딕"/>
+              </w:rPr>
+              <w:t xml:space="preserve">11/12 (목)</w:t>
+            </w:r>
+          </w:p>
+        </w:tc>
+        <w:tc>
+          <w:tcPr>
+            <w:tcW w:type="dxa" w:w="4819"/>
+            <w:vAlign w:val="top"/>
+          </w:tcPr>
+          <w:p>
+            <w:pPr>
+              <w:spacing w:lineRule="auto" w:line="275" w:after="0"/>
+              <w:rPr>
+                <w:b w:val="0"/>
+                <w:shd w:val="clear" w:color="auto" w:fill="auto"/>
+              </w:rPr>
+            </w:pPr>
+            <w:r>
+              <w:rPr>
+                <w:sz w:val="19"/>
+                <w:szCs w:val="19"/>
+                <w:shd w:val="clear" w:color="auto" w:fill="auto"/>
+              </w:rPr>
+              <w:t xml:space="preserve">서버: 게임 소켓 접속과 방 매칭 완성</w:t>
             </w:r>
           </w:p>
         </w:tc>
@@ -3087,7 +3630,7 @@
                 <w:shd w:val="clear" w:color="auto" w:fill="auto"/>
                 <w:rFonts w:ascii="맑은 고딕" w:eastAsia="맑은 고딕" w:hAnsi="맑은 고딕" w:cs="맑은 고딕"/>
               </w:rPr>
-              <w:t>11/7</w:t>
+              <w:t xml:space="preserve">11/13 (금)</w:t>
             </w:r>
           </w:p>
         </w:tc>
@@ -3106,13 +3649,11 @@
             </w:pPr>
             <w:r>
               <w:rPr>
-                <w:b w:val="0"/>
                 <w:sz w:val="19"/>
                 <w:szCs w:val="19"/>
                 <w:shd w:val="clear" w:color="auto" w:fill="auto"/>
-                <w:rFonts w:ascii="맑은 고딕" w:eastAsia="맑은 고딕" w:hAnsi="맑은 고딕" w:cs="맑은 고딕"/>
-              </w:rPr>
-              <w:t xml:space="preserve">테스트용 간단한 서버 · 클라이언트 만들기</w:t>
+              </w:rPr>
+              <w:t xml:space="preserve">UDP 파트와 플레이어 구분 방식 합의</w:t>
             </w:r>
           </w:p>
         </w:tc>
@@ -3140,7 +3681,7 @@
                 <w:shd w:val="clear" w:color="auto" w:fill="auto"/>
                 <w:rFonts w:ascii="맑은 고딕" w:eastAsia="맑은 고딕" w:hAnsi="맑은 고딕" w:cs="맑은 고딕"/>
               </w:rPr>
-              <w:t>11/8</w:t>
+              <w:t xml:space="preserve">11/14 (토)</w:t>
             </w:r>
           </w:p>
         </w:tc>
@@ -3157,6 +3698,24 @@
                 <w:shd w:val="clear" w:color="auto" w:fill="auto"/>
               </w:rPr>
             </w:pPr>
+          </w:p>
+        </w:tc>
+      </w:tr>
+      <w:tr>
+        <w:trPr/>
+        <w:tc>
+          <w:tcPr>
+            <w:tcW w:type="dxa" w:w="4819"/>
+            <w:vAlign w:val="top"/>
+          </w:tcPr>
+          <w:p>
+            <w:pPr>
+              <w:spacing w:lineRule="auto" w:line="275" w:after="0"/>
+              <w:rPr>
+                <w:b w:val="0"/>
+                <w:shd w:val="clear" w:color="auto" w:fill="auto"/>
+              </w:rPr>
+            </w:pPr>
             <w:r>
               <w:rPr>
                 <w:b w:val="0"/>
@@ -3165,7 +3724,38 @@
                 <w:shd w:val="clear" w:color="auto" w:fill="auto"/>
                 <w:rFonts w:ascii="맑은 고딕" w:eastAsia="맑은 고딕" w:hAnsi="맑은 고딕" w:cs="맑은 고딕"/>
               </w:rPr>
-              <w:t xml:space="preserve">테스트 프로그램으로 패킷 주고받기 확인</w:t>
+              <w:t xml:space="preserve">11/15 (일)</w:t>
+            </w:r>
+          </w:p>
+        </w:tc>
+        <w:tc>
+          <w:tcPr>
+            <w:tcW w:type="dxa" w:w="4819"/>
+            <w:vAlign w:val="top"/>
+          </w:tcPr>
+          <w:p>
+            <w:pPr>
+              <w:spacing w:lineRule="auto" w:line="275" w:after="0"/>
+              <w:rPr>
+                <w:b w:val="0"/>
+                <w:shd w:val="clear" w:color="auto" w:fill="auto"/>
+              </w:rPr>
+            </w:pPr>
+            <w:r>
+              <w:rPr>
+                <w:sz w:val="19"/>
+                <w:szCs w:val="19"/>
+                <w:shd w:val="clear" w:color="auto" w:fill="auto"/>
+              </w:rPr>
+              <w:t xml:space="preserve">서버: 이벤트를 받아 플레이어 상태(점수 · 스테이지) </w:t>
+            </w:r>
+            <w:r>
+              <w:rPr>
+                <w:sz w:val="19"/>
+                <w:szCs w:val="19"/>
+                <w:shd w:val="clear" w:color="auto" w:fill="auto"/>
+              </w:rPr>
+              <w:t xml:space="preserve">갱신 완성</w:t>
             </w:r>
           </w:p>
         </w:tc>
@@ -3193,7 +3783,7 @@
                 <w:shd w:val="clear" w:color="auto" w:fill="auto"/>
                 <w:rFonts w:ascii="맑은 고딕" w:eastAsia="맑은 고딕" w:hAnsi="맑은 고딕" w:cs="맑은 고딕"/>
               </w:rPr>
-              <w:t>11/9</w:t>
+              <w:t xml:space="preserve">11/16 (월)</w:t>
             </w:r>
           </w:p>
         </w:tc>
@@ -3210,6 +3800,24 @@
                 <w:shd w:val="clear" w:color="auto" w:fill="auto"/>
               </w:rPr>
             </w:pPr>
+          </w:p>
+        </w:tc>
+      </w:tr>
+      <w:tr>
+        <w:trPr/>
+        <w:tc>
+          <w:tcPr>
+            <w:tcW w:type="dxa" w:w="4819"/>
+            <w:vAlign w:val="top"/>
+          </w:tcPr>
+          <w:p>
+            <w:pPr>
+              <w:spacing w:lineRule="auto" w:line="275" w:after="0"/>
+              <w:rPr>
+                <w:b w:val="0"/>
+                <w:shd w:val="clear" w:color="auto" w:fill="auto"/>
+              </w:rPr>
+            </w:pPr>
             <w:r>
               <w:rPr>
                 <w:b w:val="0"/>
@@ -3218,7 +3826,38 @@
                 <w:shd w:val="clear" w:color="auto" w:fill="auto"/>
                 <w:rFonts w:ascii="맑은 고딕" w:eastAsia="맑은 고딕" w:hAnsi="맑은 고딕" w:cs="맑은 고딕"/>
               </w:rPr>
-              <w:t xml:space="preserve">잘못된 패킷이 왔을 때 처리 추가</w:t>
+              <w:t xml:space="preserve">11/17 (화)</w:t>
+            </w:r>
+          </w:p>
+        </w:tc>
+        <w:tc>
+          <w:tcPr>
+            <w:tcW w:type="dxa" w:w="4819"/>
+            <w:vAlign w:val="top"/>
+          </w:tcPr>
+          <w:p>
+            <w:pPr>
+              <w:spacing w:lineRule="auto" w:line="275" w:after="0"/>
+              <w:rPr>
+                <w:b w:val="0"/>
+                <w:shd w:val="clear" w:color="auto" w:fill="auto"/>
+              </w:rPr>
+            </w:pPr>
+            <w:r>
+              <w:rPr>
+                <w:sz w:val="19"/>
+                <w:szCs w:val="19"/>
+                <w:shd w:val="clear" w:color="auto" w:fill="auto"/>
+              </w:rPr>
+              <w:t xml:space="preserve">서버: 상대에게 중계 완성, 테스트 클라이언트 2개로 </w:t>
+            </w:r>
+            <w:r>
+              <w:rPr>
+                <w:sz w:val="19"/>
+                <w:szCs w:val="19"/>
+                <w:shd w:val="clear" w:color="auto" w:fill="auto"/>
+              </w:rPr>
+              <w:t>확인</w:t>
             </w:r>
           </w:p>
         </w:tc>
@@ -3246,7 +3885,7 @@
                 <w:shd w:val="clear" w:color="auto" w:fill="auto"/>
                 <w:rFonts w:ascii="맑은 고딕" w:eastAsia="맑은 고딕" w:hAnsi="맑은 고딕" w:cs="맑은 고딕"/>
               </w:rPr>
-              <w:t>11/10</w:t>
+              <w:t xml:space="preserve">11/18 (수)</w:t>
             </w:r>
           </w:p>
         </w:tc>
@@ -3263,6 +3902,24 @@
                 <w:shd w:val="clear" w:color="auto" w:fill="auto"/>
               </w:rPr>
             </w:pPr>
+          </w:p>
+        </w:tc>
+      </w:tr>
+      <w:tr>
+        <w:trPr/>
+        <w:tc>
+          <w:tcPr>
+            <w:tcW w:type="dxa" w:w="4819"/>
+            <w:vAlign w:val="top"/>
+          </w:tcPr>
+          <w:p>
+            <w:pPr>
+              <w:spacing w:lineRule="auto" w:line="275" w:after="0"/>
+              <w:rPr>
+                <w:b w:val="0"/>
+                <w:shd w:val="clear" w:color="auto" w:fill="auto"/>
+              </w:rPr>
+            </w:pPr>
             <w:r>
               <w:rPr>
                 <w:b w:val="0"/>
@@ -3271,7 +3928,30 @@
                 <w:shd w:val="clear" w:color="auto" w:fill="auto"/>
                 <w:rFonts w:ascii="맑은 고딕" w:eastAsia="맑은 고딕" w:hAnsi="맑은 고딕" w:cs="맑은 고딕"/>
               </w:rPr>
-              <w:t xml:space="preserve">팀: 진행 상황 공유, 서버 구조 맞추기</w:t>
+              <w:t xml:space="preserve">11/19 (목)</w:t>
+            </w:r>
+          </w:p>
+        </w:tc>
+        <w:tc>
+          <w:tcPr>
+            <w:tcW w:type="dxa" w:w="4819"/>
+            <w:vAlign w:val="top"/>
+          </w:tcPr>
+          <w:p>
+            <w:pPr>
+              <w:spacing w:lineRule="auto" w:line="275" w:after="0"/>
+              <w:rPr>
+                <w:b w:val="0"/>
+                <w:shd w:val="clear" w:color="auto" w:fill="auto"/>
+              </w:rPr>
+            </w:pPr>
+            <w:r>
+              <w:rPr>
+                <w:sz w:val="19"/>
+                <w:szCs w:val="19"/>
+                <w:shd w:val="clear" w:color="auto" w:fill="auto"/>
+              </w:rPr>
+              <w:t xml:space="preserve">클라이언트: 게임 소켓 연결과 이벤트 송신 완성</w:t>
             </w:r>
           </w:p>
         </w:tc>
@@ -3299,7 +3979,7 @@
                 <w:shd w:val="clear" w:color="auto" w:fill="auto"/>
                 <w:rFonts w:ascii="맑은 고딕" w:eastAsia="맑은 고딕" w:hAnsi="맑은 고딕" w:cs="맑은 고딕"/>
               </w:rPr>
-              <w:t>11/11</w:t>
+              <w:t xml:space="preserve">11/20 (금)</w:t>
             </w:r>
           </w:p>
         </w:tc>
@@ -3318,13 +3998,11 @@
             </w:pPr>
             <w:r>
               <w:rPr>
-                <w:b w:val="0"/>
                 <w:sz w:val="19"/>
                 <w:szCs w:val="19"/>
                 <w:shd w:val="clear" w:color="auto" w:fill="auto"/>
-                <w:rFonts w:ascii="맑은 고딕" w:eastAsia="맑은 고딕" w:hAnsi="맑은 고딕" w:cs="맑은 고딕"/>
-              </w:rPr>
-              <w:t xml:space="preserve">서버: 받은 패킷을 종류별로 나눠 처리</w:t>
+              </w:rPr>
+              <w:t xml:space="preserve">게임 로직 파트와 이벤트 보내는 위치 연결 확인</w:t>
             </w:r>
           </w:p>
         </w:tc>
@@ -3352,7 +4030,7 @@
                 <w:shd w:val="clear" w:color="auto" w:fill="auto"/>
                 <w:rFonts w:ascii="맑은 고딕" w:eastAsia="맑은 고딕" w:hAnsi="맑은 고딕" w:cs="맑은 고딕"/>
               </w:rPr>
-              <w:t>11/12</w:t>
+              <w:t xml:space="preserve">11/21 (토)</w:t>
             </w:r>
           </w:p>
         </w:tc>
@@ -3369,6 +4047,24 @@
                 <w:shd w:val="clear" w:color="auto" w:fill="auto"/>
               </w:rPr>
             </w:pPr>
+          </w:p>
+        </w:tc>
+      </w:tr>
+      <w:tr>
+        <w:trPr/>
+        <w:tc>
+          <w:tcPr>
+            <w:tcW w:type="dxa" w:w="4819"/>
+            <w:vAlign w:val="top"/>
+          </w:tcPr>
+          <w:p>
+            <w:pPr>
+              <w:spacing w:lineRule="auto" w:line="275" w:after="0"/>
+              <w:rPr>
+                <w:b w:val="0"/>
+                <w:shd w:val="clear" w:color="auto" w:fill="auto"/>
+              </w:rPr>
+            </w:pPr>
             <w:r>
               <w:rPr>
                 <w:b w:val="0"/>
@@ -3377,7 +4073,30 @@
                 <w:shd w:val="clear" w:color="auto" w:fill="auto"/>
                 <w:rFonts w:ascii="맑은 고딕" w:eastAsia="맑은 고딕" w:hAnsi="맑은 고딕" w:cs="맑은 고딕"/>
               </w:rPr>
-              <w:t xml:space="preserve">서버: 플레이어별 점수 · 스테이지 저장</w:t>
+              <w:t xml:space="preserve">11/22 (일)</w:t>
+            </w:r>
+          </w:p>
+        </w:tc>
+        <w:tc>
+          <w:tcPr>
+            <w:tcW w:type="dxa" w:w="4819"/>
+            <w:vAlign w:val="top"/>
+          </w:tcPr>
+          <w:p>
+            <w:pPr>
+              <w:spacing w:lineRule="auto" w:line="275" w:after="0"/>
+              <w:rPr>
+                <w:b w:val="0"/>
+                <w:shd w:val="clear" w:color="auto" w:fill="auto"/>
+              </w:rPr>
+            </w:pPr>
+            <w:r>
+              <w:rPr>
+                <w:sz w:val="19"/>
+                <w:szCs w:val="19"/>
+                <w:shd w:val="clear" w:color="auto" w:fill="auto"/>
+              </w:rPr>
+              <w:t xml:space="preserve">클라이언트: 수신 스레드와 상대 화면 반영 완성</w:t>
             </w:r>
           </w:p>
         </w:tc>
@@ -3405,7 +4124,7 @@
                 <w:shd w:val="clear" w:color="auto" w:fill="auto"/>
                 <w:rFonts w:ascii="맑은 고딕" w:eastAsia="맑은 고딕" w:hAnsi="맑은 고딕" w:cs="맑은 고딕"/>
               </w:rPr>
-              <w:t>11/13</w:t>
+              <w:t xml:space="preserve">11/23 (월)</w:t>
             </w:r>
           </w:p>
         </w:tc>
@@ -3422,6 +4141,24 @@
                 <w:shd w:val="clear" w:color="auto" w:fill="auto"/>
               </w:rPr>
             </w:pPr>
+          </w:p>
+        </w:tc>
+      </w:tr>
+      <w:tr>
+        <w:trPr/>
+        <w:tc>
+          <w:tcPr>
+            <w:tcW w:type="dxa" w:w="4819"/>
+            <w:vAlign w:val="top"/>
+          </w:tcPr>
+          <w:p>
+            <w:pPr>
+              <w:spacing w:lineRule="auto" w:line="275" w:after="0"/>
+              <w:rPr>
+                <w:b w:val="0"/>
+                <w:shd w:val="clear" w:color="auto" w:fill="auto"/>
+              </w:rPr>
+            </w:pPr>
             <w:r>
               <w:rPr>
                 <w:b w:val="0"/>
@@ -3430,7 +4167,30 @@
                 <w:shd w:val="clear" w:color="auto" w:fill="auto"/>
                 <w:rFonts w:ascii="맑은 고딕" w:eastAsia="맑은 고딕" w:hAnsi="맑은 고딕" w:cs="맑은 고딕"/>
               </w:rPr>
-              <w:t xml:space="preserve">팀: UDP 파트와 플레이어 구분 방법 정하기</w:t>
+              <w:t xml:space="preserve">11/24 (화)</w:t>
+            </w:r>
+          </w:p>
+        </w:tc>
+        <w:tc>
+          <w:tcPr>
+            <w:tcW w:type="dxa" w:w="4819"/>
+            <w:vAlign w:val="top"/>
+          </w:tcPr>
+          <w:p>
+            <w:pPr>
+              <w:spacing w:lineRule="auto" w:line="275" w:after="0"/>
+              <w:rPr>
+                <w:b w:val="0"/>
+                <w:shd w:val="clear" w:color="auto" w:fill="auto"/>
+              </w:rPr>
+            </w:pPr>
+            <w:r>
+              <w:rPr>
+                <w:sz w:val="19"/>
+                <w:szCs w:val="19"/>
+                <w:shd w:val="clear" w:color="auto" w:fill="auto"/>
+              </w:rPr>
+              <w:t xml:space="preserve">제한시간 타이머와 남은 시간 알림 완성</w:t>
             </w:r>
           </w:p>
         </w:tc>
@@ -3458,7 +4218,7 @@
                 <w:shd w:val="clear" w:color="auto" w:fill="auto"/>
                 <w:rFonts w:ascii="맑은 고딕" w:eastAsia="맑은 고딕" w:hAnsi="맑은 고딕" w:cs="맑은 고딕"/>
               </w:rPr>
-              <w:t>11/14</w:t>
+              <w:t xml:space="preserve">11/25 (수)</w:t>
             </w:r>
           </w:p>
         </w:tc>
@@ -3475,6 +4235,24 @@
                 <w:shd w:val="clear" w:color="auto" w:fill="auto"/>
               </w:rPr>
             </w:pPr>
+          </w:p>
+        </w:tc>
+      </w:tr>
+      <w:tr>
+        <w:trPr/>
+        <w:tc>
+          <w:tcPr>
+            <w:tcW w:type="dxa" w:w="4819"/>
+            <w:vAlign w:val="top"/>
+          </w:tcPr>
+          <w:p>
+            <w:pPr>
+              <w:spacing w:lineRule="auto" w:line="275" w:after="0"/>
+              <w:rPr>
+                <w:b w:val="0"/>
+                <w:shd w:val="clear" w:color="auto" w:fill="auto"/>
+              </w:rPr>
+            </w:pPr>
             <w:r>
               <w:rPr>
                 <w:b w:val="0"/>
@@ -3483,7 +4261,30 @@
                 <w:shd w:val="clear" w:color="auto" w:fill="auto"/>
                 <w:rFonts w:ascii="맑은 고딕" w:eastAsia="맑은 고딕" w:hAnsi="맑은 고딕" w:cs="맑은 고딕"/>
               </w:rPr>
-              <w:t xml:space="preserve">서버: 받은 정보를 상대 플레이어에게 전달</w:t>
+              <w:t xml:space="preserve">11/26 (목)</w:t>
+            </w:r>
+          </w:p>
+        </w:tc>
+        <w:tc>
+          <w:tcPr>
+            <w:tcW w:type="dxa" w:w="4819"/>
+            <w:vAlign w:val="top"/>
+          </w:tcPr>
+          <w:p>
+            <w:pPr>
+              <w:spacing w:lineRule="auto" w:line="275" w:after="0"/>
+              <w:rPr>
+                <w:b w:val="0"/>
+                <w:shd w:val="clear" w:color="auto" w:fill="auto"/>
+              </w:rPr>
+            </w:pPr>
+            <w:r>
+              <w:rPr>
+                <w:sz w:val="19"/>
+                <w:szCs w:val="19"/>
+                <w:shd w:val="clear" w:color="auto" w:fill="auto"/>
+              </w:rPr>
+              <w:t xml:space="preserve">승패 판정과 결과 화면 전달 완성</w:t>
             </w:r>
           </w:p>
         </w:tc>
@@ -3511,7 +4312,7 @@
                 <w:shd w:val="clear" w:color="auto" w:fill="auto"/>
                 <w:rFonts w:ascii="맑은 고딕" w:eastAsia="맑은 고딕" w:hAnsi="맑은 고딕" w:cs="맑은 고딕"/>
               </w:rPr>
-              <w:t>11/15</w:t>
+              <w:t xml:space="preserve">11/27 (금)</w:t>
             </w:r>
           </w:p>
         </w:tc>
@@ -3530,13 +4331,11 @@
             </w:pPr>
             <w:r>
               <w:rPr>
-                <w:b w:val="0"/>
                 <w:sz w:val="19"/>
                 <w:szCs w:val="19"/>
                 <w:shd w:val="clear" w:color="auto" w:fill="auto"/>
-                <w:rFonts w:ascii="맑은 고딕" w:eastAsia="맑은 고딕" w:hAnsi="맑은 고딕" w:cs="맑은 고딕"/>
-              </w:rPr>
-              <w:t xml:space="preserve">서버: 테스트 클라이언트 2개로 전달 확인</w:t>
+              </w:rPr>
+              <w:t xml:space="preserve">로비 -&gt; 게임 -&gt; 결과 통합</w:t>
             </w:r>
           </w:p>
         </w:tc>
@@ -3564,7 +4363,7 @@
                 <w:shd w:val="clear" w:color="auto" w:fill="auto"/>
                 <w:rFonts w:ascii="맑은 고딕" w:eastAsia="맑은 고딕" w:hAnsi="맑은 고딕" w:cs="맑은 고딕"/>
               </w:rPr>
-              <w:t>11/16</w:t>
+              <w:t xml:space="preserve">11/28 (토)</w:t>
             </w:r>
           </w:p>
         </w:tc>
@@ -3581,6 +4380,24 @@
                 <w:shd w:val="clear" w:color="auto" w:fill="auto"/>
               </w:rPr>
             </w:pPr>
+          </w:p>
+        </w:tc>
+      </w:tr>
+      <w:tr>
+        <w:trPr/>
+        <w:tc>
+          <w:tcPr>
+            <w:tcW w:type="dxa" w:w="4819"/>
+            <w:vAlign w:val="top"/>
+          </w:tcPr>
+          <w:p>
+            <w:pPr>
+              <w:spacing w:lineRule="auto" w:line="275" w:after="0"/>
+              <w:rPr>
+                <w:b w:val="0"/>
+                <w:shd w:val="clear" w:color="auto" w:fill="auto"/>
+              </w:rPr>
+            </w:pPr>
             <w:r>
               <w:rPr>
                 <w:b w:val="0"/>
@@ -3589,7 +4406,30 @@
                 <w:shd w:val="clear" w:color="auto" w:fill="auto"/>
                 <w:rFonts w:ascii="맑은 고딕" w:eastAsia="맑은 고딕" w:hAnsi="맑은 고딕" w:cs="맑은 고딕"/>
               </w:rPr>
-              <w:t xml:space="preserve">클라이언트: 서버에서 오는 정보 받기</w:t>
+              <w:t xml:space="preserve">11/29 (일)</w:t>
+            </w:r>
+          </w:p>
+        </w:tc>
+        <w:tc>
+          <w:tcPr>
+            <w:tcW w:type="dxa" w:w="4819"/>
+            <w:vAlign w:val="top"/>
+          </w:tcPr>
+          <w:p>
+            <w:pPr>
+              <w:spacing w:lineRule="auto" w:line="275" w:after="0"/>
+              <w:rPr>
+                <w:b w:val="0"/>
+                <w:shd w:val="clear" w:color="auto" w:fill="auto"/>
+              </w:rPr>
+            </w:pPr>
+            <w:r>
+              <w:rPr>
+                <w:sz w:val="19"/>
+                <w:szCs w:val="19"/>
+                <w:shd w:val="clear" w:color="auto" w:fill="auto"/>
+              </w:rPr>
+              <w:t xml:space="preserve">연결 끊김 · 상대 미접속 처리 완성</w:t>
             </w:r>
           </w:p>
         </w:tc>
@@ -3617,7 +4457,7 @@
                 <w:shd w:val="clear" w:color="auto" w:fill="auto"/>
                 <w:rFonts w:ascii="맑은 고딕" w:eastAsia="맑은 고딕" w:hAnsi="맑은 고딕" w:cs="맑은 고딕"/>
               </w:rPr>
-              <w:t>11/17</w:t>
+              <w:t xml:space="preserve">11/30 (월)</w:t>
             </w:r>
           </w:p>
         </w:tc>
@@ -3634,6 +4474,24 @@
                 <w:shd w:val="clear" w:color="auto" w:fill="auto"/>
               </w:rPr>
             </w:pPr>
+          </w:p>
+        </w:tc>
+      </w:tr>
+      <w:tr>
+        <w:trPr/>
+        <w:tc>
+          <w:tcPr>
+            <w:tcW w:type="dxa" w:w="4819"/>
+            <w:vAlign w:val="top"/>
+          </w:tcPr>
+          <w:p>
+            <w:pPr>
+              <w:spacing w:lineRule="auto" w:line="275" w:after="0"/>
+              <w:rPr>
+                <w:b w:val="0"/>
+                <w:shd w:val="clear" w:color="auto" w:fill="auto"/>
+              </w:rPr>
+            </w:pPr>
             <w:r>
               <w:rPr>
                 <w:b w:val="0"/>
@@ -3642,7 +4500,30 @@
                 <w:shd w:val="clear" w:color="auto" w:fill="auto"/>
                 <w:rFonts w:ascii="맑은 고딕" w:eastAsia="맑은 고딕" w:hAnsi="맑은 고딕" w:cs="맑은 고딕"/>
               </w:rPr>
-              <w:t xml:space="preserve">팀: 게임 로직 파트와 정보를 보낼 위치 정하기</w:t>
+              <w:t xml:space="preserve">12/1 (화)</w:t>
+            </w:r>
+          </w:p>
+        </w:tc>
+        <w:tc>
+          <w:tcPr>
+            <w:tcW w:type="dxa" w:w="4819"/>
+            <w:vAlign w:val="top"/>
+          </w:tcPr>
+          <w:p>
+            <w:pPr>
+              <w:spacing w:lineRule="auto" w:line="275" w:after="0"/>
+              <w:rPr>
+                <w:b w:val="0"/>
+                <w:shd w:val="clear" w:color="auto" w:fill="auto"/>
+              </w:rPr>
+            </w:pPr>
+            <w:r>
+              <w:rPr>
+                <w:sz w:val="19"/>
+                <w:szCs w:val="19"/>
+                <w:shd w:val="clear" w:color="auto" w:fill="auto"/>
+              </w:rPr>
+              <w:t xml:space="preserve">UDP 파트와 합쳐 두 PC 대전 테스트</w:t>
             </w:r>
           </w:p>
         </w:tc>
@@ -3670,7 +4551,7 @@
                 <w:shd w:val="clear" w:color="auto" w:fill="auto"/>
                 <w:rFonts w:ascii="맑은 고딕" w:eastAsia="맑은 고딕" w:hAnsi="맑은 고딕" w:cs="맑은 고딕"/>
               </w:rPr>
-              <w:t>11/18</w:t>
+              <w:t xml:space="preserve">12/2 (수)</w:t>
             </w:r>
           </w:p>
         </w:tc>
@@ -3687,6 +4568,24 @@
                 <w:shd w:val="clear" w:color="auto" w:fill="auto"/>
               </w:rPr>
             </w:pPr>
+          </w:p>
+        </w:tc>
+      </w:tr>
+      <w:tr>
+        <w:trPr/>
+        <w:tc>
+          <w:tcPr>
+            <w:tcW w:type="dxa" w:w="4819"/>
+            <w:vAlign w:val="top"/>
+          </w:tcPr>
+          <w:p>
+            <w:pPr>
+              <w:spacing w:lineRule="auto" w:line="275" w:after="0"/>
+              <w:rPr>
+                <w:b w:val="0"/>
+                <w:shd w:val="clear" w:color="auto" w:fill="auto"/>
+              </w:rPr>
+            </w:pPr>
             <w:r>
               <w:rPr>
                 <w:b w:val="0"/>
@@ -3695,7 +4594,38 @@
                 <w:shd w:val="clear" w:color="auto" w:fill="auto"/>
                 <w:rFonts w:ascii="맑은 고딕" w:eastAsia="맑은 고딕" w:hAnsi="맑은 고딕" w:cs="맑은 고딕"/>
               </w:rPr>
-              <w:t xml:space="preserve">클라이언트: 게임 중 일어난 일을 서버로 보내기</w:t>
+              <w:t xml:space="preserve">12/3 (목)</w:t>
+            </w:r>
+          </w:p>
+        </w:tc>
+        <w:tc>
+          <w:tcPr>
+            <w:tcW w:type="dxa" w:w="4819"/>
+            <w:vAlign w:val="top"/>
+          </w:tcPr>
+          <w:p>
+            <w:pPr>
+              <w:spacing w:lineRule="auto" w:line="275" w:after="0"/>
+              <w:rPr>
+                <w:b w:val="0"/>
+                <w:shd w:val="clear" w:color="auto" w:fill="auto"/>
+              </w:rPr>
+            </w:pPr>
+            <w:r>
+              <w:rPr>
+                <w:sz w:val="19"/>
+                <w:szCs w:val="19"/>
+                <w:shd w:val="clear" w:color="auto" w:fill="auto"/>
+              </w:rPr>
+              <w:t xml:space="preserve">예외 상황 테스트(강제 종료, 이상한 데이터)와 버그 </w:t>
+            </w:r>
+            <w:r>
+              <w:rPr>
+                <w:sz w:val="19"/>
+                <w:szCs w:val="19"/>
+                <w:shd w:val="clear" w:color="auto" w:fill="auto"/>
+              </w:rPr>
+              <w:t xml:space="preserve">수정 완료</w:t>
             </w:r>
           </w:p>
         </w:tc>
@@ -3723,7 +4653,7 @@
                 <w:shd w:val="clear" w:color="auto" w:fill="auto"/>
                 <w:rFonts w:ascii="맑은 고딕" w:eastAsia="맑은 고딕" w:hAnsi="맑은 고딕" w:cs="맑은 고딕"/>
               </w:rPr>
-              <w:t>11/19</w:t>
+              <w:t xml:space="preserve">12/4 (금)</w:t>
             </w:r>
           </w:p>
         </w:tc>
@@ -3742,13 +4672,11 @@
             </w:pPr>
             <w:r>
               <w:rPr>
-                <w:b w:val="0"/>
                 <w:sz w:val="19"/>
                 <w:szCs w:val="19"/>
                 <w:shd w:val="clear" w:color="auto" w:fill="auto"/>
-                <w:rFonts w:ascii="맑은 고딕" w:eastAsia="맑은 고딕" w:hAnsi="맑은 고딕" w:cs="맑은 고딕"/>
-              </w:rPr>
-              <w:t xml:space="preserve">클라이언트: 상대 화면에 블록 · 점수 반영</w:t>
+              </w:rPr>
+              <w:t xml:space="preserve">서로 다른 네트워크에서 대전 테스트</w:t>
             </w:r>
           </w:p>
         </w:tc>
@@ -3776,7 +4704,7 @@
                 <w:shd w:val="clear" w:color="auto" w:fill="auto"/>
                 <w:rFonts w:ascii="맑은 고딕" w:eastAsia="맑은 고딕" w:hAnsi="맑은 고딕" w:cs="맑은 고딕"/>
               </w:rPr>
-              <w:t>11/20</w:t>
+              <w:t xml:space="preserve">12/5 (토)</w:t>
             </w:r>
           </w:p>
         </w:tc>
@@ -3793,6 +4721,24 @@
                 <w:shd w:val="clear" w:color="auto" w:fill="auto"/>
               </w:rPr>
             </w:pPr>
+          </w:p>
+        </w:tc>
+      </w:tr>
+      <w:tr>
+        <w:trPr/>
+        <w:tc>
+          <w:tcPr>
+            <w:tcW w:type="dxa" w:w="4819"/>
+            <w:vAlign w:val="top"/>
+          </w:tcPr>
+          <w:p>
+            <w:pPr>
+              <w:spacing w:lineRule="auto" w:line="275" w:after="0"/>
+              <w:rPr>
+                <w:b w:val="0"/>
+                <w:shd w:val="clear" w:color="auto" w:fill="auto"/>
+              </w:rPr>
+            </w:pPr>
             <w:r>
               <w:rPr>
                 <w:b w:val="0"/>
@@ -3801,7 +4747,30 @@
                 <w:shd w:val="clear" w:color="auto" w:fill="auto"/>
                 <w:rFonts w:ascii="맑은 고딕" w:eastAsia="맑은 고딕" w:hAnsi="맑은 고딕" w:cs="맑은 고딕"/>
               </w:rPr>
-              <w:t xml:space="preserve">팀: 블록 · 아이템 정보가 상대 화면에 보이는지 확인</w:t>
+              <w:t xml:space="preserve">12/6 (일)</w:t>
+            </w:r>
+          </w:p>
+        </w:tc>
+        <w:tc>
+          <w:tcPr>
+            <w:tcW w:type="dxa" w:w="4819"/>
+            <w:vAlign w:val="top"/>
+          </w:tcPr>
+          <w:p>
+            <w:pPr>
+              <w:spacing w:lineRule="auto" w:line="275" w:after="0"/>
+              <w:rPr>
+                <w:b w:val="0"/>
+                <w:shd w:val="clear" w:color="auto" w:fill="auto"/>
+              </w:rPr>
+            </w:pPr>
+            <w:r>
+              <w:rPr>
+                <w:sz w:val="19"/>
+                <w:szCs w:val="19"/>
+                <w:shd w:val="clear" w:color="auto" w:fill="auto"/>
+              </w:rPr>
+              <w:t xml:space="preserve">버그 수정 · 코드 정리 완료</w:t>
             </w:r>
           </w:p>
         </w:tc>
@@ -3829,7 +4798,7 @@
                 <w:shd w:val="clear" w:color="auto" w:fill="auto"/>
                 <w:rFonts w:ascii="맑은 고딕" w:eastAsia="맑은 고딕" w:hAnsi="맑은 고딕" w:cs="맑은 고딕"/>
               </w:rPr>
-              <w:t>11/21</w:t>
+              <w:t xml:space="preserve">12/7 (월)</w:t>
             </w:r>
           </w:p>
         </w:tc>
@@ -3848,13 +4817,11 @@
             </w:pPr>
             <w:r>
               <w:rPr>
-                <w:b w:val="0"/>
                 <w:sz w:val="19"/>
                 <w:szCs w:val="19"/>
                 <w:shd w:val="clear" w:color="auto" w:fill="auto"/>
-                <w:rFonts w:ascii="맑은 고딕" w:eastAsia="맑은 고딕" w:hAnsi="맑은 고딕" w:cs="맑은 고딕"/>
-              </w:rPr>
-              <w:t xml:space="preserve">클라이언트: 아이템 · 리스폰 · 스테이지 정보 반영</w:t>
+              </w:rPr>
+              <w:t xml:space="preserve">보고서 담당 파트 작성</w:t>
             </w:r>
           </w:p>
         </w:tc>
@@ -3882,7 +4849,7 @@
                 <w:shd w:val="clear" w:color="auto" w:fill="auto"/>
                 <w:rFonts w:ascii="맑은 고딕" w:eastAsia="맑은 고딕" w:hAnsi="맑은 고딕" w:cs="맑은 고딕"/>
               </w:rPr>
-              <w:t>11/22</w:t>
+              <w:t xml:space="preserve">12/8 (화)</w:t>
             </w:r>
           </w:p>
         </w:tc>
@@ -3901,861 +4868,11 @@
             </w:pPr>
             <w:r>
               <w:rPr>
-                <w:b w:val="0"/>
                 <w:sz w:val="19"/>
                 <w:szCs w:val="19"/>
                 <w:shd w:val="clear" w:color="auto" w:fill="auto"/>
-                <w:rFonts w:ascii="맑은 고딕" w:eastAsia="맑은 고딕" w:hAnsi="맑은 고딕" w:cs="맑은 고딕"/>
-              </w:rPr>
-              <w:t xml:space="preserve">서버: 제한시간 타이머 만들기</w:t>
-            </w:r>
-          </w:p>
-        </w:tc>
-      </w:tr>
-      <w:tr>
-        <w:trPr/>
-        <w:tc>
-          <w:tcPr>
-            <w:tcW w:type="dxa" w:w="4819"/>
-            <w:vAlign w:val="top"/>
-          </w:tcPr>
-          <w:p>
-            <w:pPr>
-              <w:spacing w:lineRule="auto" w:line="275" w:after="0"/>
-              <w:rPr>
-                <w:b w:val="0"/>
-                <w:shd w:val="clear" w:color="auto" w:fill="auto"/>
-              </w:rPr>
-            </w:pPr>
-            <w:r>
-              <w:rPr>
-                <w:b w:val="0"/>
-                <w:sz w:val="19"/>
-                <w:szCs w:val="19"/>
-                <w:shd w:val="clear" w:color="auto" w:fill="auto"/>
-                <w:rFonts w:ascii="맑은 고딕" w:eastAsia="맑은 고딕" w:hAnsi="맑은 고딕" w:cs="맑은 고딕"/>
-              </w:rPr>
-              <w:t>11/23</w:t>
-            </w:r>
-          </w:p>
-        </w:tc>
-        <w:tc>
-          <w:tcPr>
-            <w:tcW w:type="dxa" w:w="4819"/>
-            <w:vAlign w:val="top"/>
-          </w:tcPr>
-          <w:p>
-            <w:pPr>
-              <w:spacing w:lineRule="auto" w:line="275" w:after="0"/>
-              <w:rPr>
-                <w:b w:val="0"/>
-                <w:shd w:val="clear" w:color="auto" w:fill="auto"/>
-              </w:rPr>
-            </w:pPr>
-            <w:r>
-              <w:rPr>
-                <w:b w:val="0"/>
-                <w:sz w:val="19"/>
-                <w:szCs w:val="19"/>
-                <w:shd w:val="clear" w:color="auto" w:fill="auto"/>
-                <w:rFonts w:ascii="맑은 고딕" w:eastAsia="맑은 고딕" w:hAnsi="맑은 고딕" w:cs="맑은 고딕"/>
-              </w:rPr>
-              <w:t xml:space="preserve">서버: 남은 시간을 클라이언트에 알리기</w:t>
-            </w:r>
-          </w:p>
-        </w:tc>
-      </w:tr>
-      <w:tr>
-        <w:trPr/>
-        <w:tc>
-          <w:tcPr>
-            <w:tcW w:type="dxa" w:w="4819"/>
-            <w:vAlign w:val="top"/>
-          </w:tcPr>
-          <w:p>
-            <w:pPr>
-              <w:spacing w:lineRule="auto" w:line="275" w:after="0"/>
-              <w:rPr>
-                <w:b w:val="0"/>
-                <w:shd w:val="clear" w:color="auto" w:fill="auto"/>
-              </w:rPr>
-            </w:pPr>
-            <w:r>
-              <w:rPr>
-                <w:b w:val="0"/>
-                <w:sz w:val="19"/>
-                <w:szCs w:val="19"/>
-                <w:shd w:val="clear" w:color="auto" w:fill="auto"/>
-                <w:rFonts w:ascii="맑은 고딕" w:eastAsia="맑은 고딕" w:hAnsi="맑은 고딕" w:cs="맑은 고딕"/>
-              </w:rPr>
-              <w:t>11/24</w:t>
-            </w:r>
-          </w:p>
-        </w:tc>
-        <w:tc>
-          <w:tcPr>
-            <w:tcW w:type="dxa" w:w="4819"/>
-            <w:vAlign w:val="top"/>
-          </w:tcPr>
-          <w:p>
-            <w:pPr>
-              <w:spacing w:lineRule="auto" w:line="275" w:after="0"/>
-              <w:rPr>
-                <w:b w:val="0"/>
-                <w:shd w:val="clear" w:color="auto" w:fill="auto"/>
-              </w:rPr>
-            </w:pPr>
-            <w:r>
-              <w:rPr>
-                <w:b w:val="0"/>
-                <w:sz w:val="19"/>
-                <w:szCs w:val="19"/>
-                <w:shd w:val="clear" w:color="auto" w:fill="auto"/>
-                <w:rFonts w:ascii="맑은 고딕" w:eastAsia="맑은 고딕" w:hAnsi="맑은 고딕" w:cs="맑은 고딕"/>
-              </w:rPr>
-              <w:t xml:space="preserve">팀: 리스폰 · 다음 스테이지 넘어가기 연동 확인</w:t>
-            </w:r>
-          </w:p>
-        </w:tc>
-      </w:tr>
-      <w:tr>
-        <w:trPr/>
-        <w:tc>
-          <w:tcPr>
-            <w:tcW w:type="dxa" w:w="4819"/>
-            <w:vAlign w:val="top"/>
-          </w:tcPr>
-          <w:p>
-            <w:pPr>
-              <w:spacing w:lineRule="auto" w:line="275" w:after="0"/>
-              <w:rPr>
-                <w:b w:val="0"/>
-                <w:shd w:val="clear" w:color="auto" w:fill="auto"/>
-              </w:rPr>
-            </w:pPr>
-            <w:r>
-              <w:rPr>
-                <w:b w:val="0"/>
-                <w:sz w:val="19"/>
-                <w:szCs w:val="19"/>
-                <w:shd w:val="clear" w:color="auto" w:fill="auto"/>
-                <w:rFonts w:ascii="맑은 고딕" w:eastAsia="맑은 고딕" w:hAnsi="맑은 고딕" w:cs="맑은 고딕"/>
-              </w:rPr>
-              <w:t>11/25</w:t>
-            </w:r>
-          </w:p>
-        </w:tc>
-        <w:tc>
-          <w:tcPr>
-            <w:tcW w:type="dxa" w:w="4819"/>
-            <w:vAlign w:val="top"/>
-          </w:tcPr>
-          <w:p>
-            <w:pPr>
-              <w:spacing w:lineRule="auto" w:line="275" w:after="0"/>
-              <w:rPr>
-                <w:b w:val="0"/>
-                <w:shd w:val="clear" w:color="auto" w:fill="auto"/>
-              </w:rPr>
-            </w:pPr>
-            <w:r>
-              <w:rPr>
-                <w:b w:val="0"/>
-                <w:sz w:val="19"/>
-                <w:szCs w:val="19"/>
-                <w:shd w:val="clear" w:color="auto" w:fill="auto"/>
-                <w:rFonts w:ascii="맑은 고딕" w:eastAsia="맑은 고딕" w:hAnsi="맑은 고딕" w:cs="맑은 고딕"/>
-              </w:rPr>
-              <w:t xml:space="preserve">서버: 승패 판정 (시간 종료, 둘 다 클리어, 동점)</w:t>
-            </w:r>
-          </w:p>
-        </w:tc>
-      </w:tr>
-      <w:tr>
-        <w:trPr/>
-        <w:tc>
-          <w:tcPr>
-            <w:tcW w:type="dxa" w:w="4819"/>
-            <w:vAlign w:val="top"/>
-          </w:tcPr>
-          <w:p>
-            <w:pPr>
-              <w:spacing w:lineRule="auto" w:line="275" w:after="0"/>
-              <w:rPr>
-                <w:b w:val="0"/>
-                <w:shd w:val="clear" w:color="auto" w:fill="auto"/>
-              </w:rPr>
-            </w:pPr>
-            <w:r>
-              <w:rPr>
-                <w:b w:val="0"/>
-                <w:sz w:val="19"/>
-                <w:szCs w:val="19"/>
-                <w:shd w:val="clear" w:color="auto" w:fill="auto"/>
-                <w:rFonts w:ascii="맑은 고딕" w:eastAsia="맑은 고딕" w:hAnsi="맑은 고딕" w:cs="맑은 고딕"/>
-              </w:rPr>
-              <w:t>11/26</w:t>
-            </w:r>
-          </w:p>
-        </w:tc>
-        <w:tc>
-          <w:tcPr>
-            <w:tcW w:type="dxa" w:w="4819"/>
-            <w:vAlign w:val="top"/>
-          </w:tcPr>
-          <w:p>
-            <w:pPr>
-              <w:spacing w:lineRule="auto" w:line="275" w:after="0"/>
-              <w:rPr>
-                <w:b w:val="0"/>
-                <w:shd w:val="clear" w:color="auto" w:fill="auto"/>
-              </w:rPr>
-            </w:pPr>
-            <w:r>
-              <w:rPr>
-                <w:b w:val="0"/>
-                <w:sz w:val="19"/>
-                <w:szCs w:val="19"/>
-                <w:shd w:val="clear" w:color="auto" w:fill="auto"/>
-                <w:rFonts w:ascii="맑은 고딕" w:eastAsia="맑은 고딕" w:hAnsi="맑은 고딕" w:cs="맑은 고딕"/>
-              </w:rPr>
-              <w:t xml:space="preserve">결과 화면에 승패와 점수 전달</w:t>
-            </w:r>
-          </w:p>
-        </w:tc>
-      </w:tr>
-      <w:tr>
-        <w:trPr/>
-        <w:tc>
-          <w:tcPr>
-            <w:tcW w:type="dxa" w:w="4819"/>
-            <w:vAlign w:val="top"/>
-          </w:tcPr>
-          <w:p>
-            <w:pPr>
-              <w:spacing w:lineRule="auto" w:line="275" w:after="0"/>
-              <w:rPr>
-                <w:b w:val="0"/>
-                <w:shd w:val="clear" w:color="auto" w:fill="auto"/>
-              </w:rPr>
-            </w:pPr>
-            <w:r>
-              <w:rPr>
-                <w:b w:val="0"/>
-                <w:sz w:val="19"/>
-                <w:szCs w:val="19"/>
-                <w:shd w:val="clear" w:color="auto" w:fill="auto"/>
-                <w:rFonts w:ascii="맑은 고딕" w:eastAsia="맑은 고딕" w:hAnsi="맑은 고딕" w:cs="맑은 고딕"/>
-              </w:rPr>
-              <w:t>11/27</w:t>
-            </w:r>
-          </w:p>
-        </w:tc>
-        <w:tc>
-          <w:tcPr>
-            <w:tcW w:type="dxa" w:w="4819"/>
-            <w:vAlign w:val="top"/>
-          </w:tcPr>
-          <w:p>
-            <w:pPr>
-              <w:spacing w:lineRule="auto" w:line="275" w:after="0"/>
-              <w:rPr>
-                <w:b w:val="0"/>
-                <w:shd w:val="clear" w:color="auto" w:fill="auto"/>
-              </w:rPr>
-            </w:pPr>
-            <w:r>
-              <w:rPr>
-                <w:b w:val="0"/>
-                <w:sz w:val="19"/>
-                <w:szCs w:val="19"/>
-                <w:shd w:val="clear" w:color="auto" w:fill="auto"/>
-                <w:rFonts w:ascii="맑은 고딕" w:eastAsia="맑은 고딕" w:hAnsi="맑은 고딕" w:cs="맑은 고딕"/>
-              </w:rPr>
-              <w:t xml:space="preserve">팀: 로비부터 결과 화면까지 한 번에 이어서 실행</w:t>
-            </w:r>
-          </w:p>
-        </w:tc>
-      </w:tr>
-      <w:tr>
-        <w:trPr/>
-        <w:tc>
-          <w:tcPr>
-            <w:tcW w:type="dxa" w:w="4819"/>
-            <w:vAlign w:val="top"/>
-          </w:tcPr>
-          <w:p>
-            <w:pPr>
-              <w:spacing w:lineRule="auto" w:line="275" w:after="0"/>
-              <w:rPr>
-                <w:b w:val="0"/>
-                <w:shd w:val="clear" w:color="auto" w:fill="auto"/>
-              </w:rPr>
-            </w:pPr>
-            <w:r>
-              <w:rPr>
-                <w:b w:val="0"/>
-                <w:sz w:val="19"/>
-                <w:szCs w:val="19"/>
-                <w:shd w:val="clear" w:color="auto" w:fill="auto"/>
-                <w:rFonts w:ascii="맑은 고딕" w:eastAsia="맑은 고딕" w:hAnsi="맑은 고딕" w:cs="맑은 고딕"/>
-              </w:rPr>
-              <w:t>11/28</w:t>
-            </w:r>
-          </w:p>
-        </w:tc>
-        <w:tc>
-          <w:tcPr>
-            <w:tcW w:type="dxa" w:w="4819"/>
-            <w:vAlign w:val="top"/>
-          </w:tcPr>
-          <w:p>
-            <w:pPr>
-              <w:spacing w:lineRule="auto" w:line="275" w:after="0"/>
-              <w:rPr>
-                <w:b w:val="0"/>
-                <w:shd w:val="clear" w:color="auto" w:fill="auto"/>
-              </w:rPr>
-            </w:pPr>
-            <w:r>
-              <w:rPr>
-                <w:b w:val="0"/>
-                <w:sz w:val="19"/>
-                <w:szCs w:val="19"/>
-                <w:shd w:val="clear" w:color="auto" w:fill="auto"/>
-                <w:rFonts w:ascii="맑은 고딕" w:eastAsia="맑은 고딕" w:hAnsi="맑은 고딕" w:cs="맑은 고딕"/>
-              </w:rPr>
-              <w:t xml:space="preserve">게임 중 연결이 끊겼을 때 처리</w:t>
-            </w:r>
-          </w:p>
-        </w:tc>
-      </w:tr>
-      <w:tr>
-        <w:trPr/>
-        <w:tc>
-          <w:tcPr>
-            <w:tcW w:type="dxa" w:w="4819"/>
-            <w:vAlign w:val="top"/>
-          </w:tcPr>
-          <w:p>
-            <w:pPr>
-              <w:spacing w:lineRule="auto" w:line="275" w:after="0"/>
-              <w:rPr>
-                <w:b w:val="0"/>
-                <w:shd w:val="clear" w:color="auto" w:fill="auto"/>
-              </w:rPr>
-            </w:pPr>
-            <w:r>
-              <w:rPr>
-                <w:b w:val="0"/>
-                <w:sz w:val="19"/>
-                <w:szCs w:val="19"/>
-                <w:shd w:val="clear" w:color="auto" w:fill="auto"/>
-                <w:rFonts w:ascii="맑은 고딕" w:eastAsia="맑은 고딕" w:hAnsi="맑은 고딕" w:cs="맑은 고딕"/>
-              </w:rPr>
-              <w:t>11/29</w:t>
-            </w:r>
-          </w:p>
-        </w:tc>
-        <w:tc>
-          <w:tcPr>
-            <w:tcW w:type="dxa" w:w="4819"/>
-            <w:vAlign w:val="top"/>
-          </w:tcPr>
-          <w:p>
-            <w:pPr>
-              <w:spacing w:lineRule="auto" w:line="275" w:after="0"/>
-              <w:rPr>
-                <w:b w:val="0"/>
-                <w:shd w:val="clear" w:color="auto" w:fill="auto"/>
-              </w:rPr>
-            </w:pPr>
-            <w:r>
-              <w:rPr>
-                <w:b w:val="0"/>
-                <w:sz w:val="19"/>
-                <w:szCs w:val="19"/>
-                <w:shd w:val="clear" w:color="auto" w:fill="auto"/>
-                <w:rFonts w:ascii="맑은 고딕" w:eastAsia="맑은 고딕" w:hAnsi="맑은 고딕" w:cs="맑은 고딕"/>
-              </w:rPr>
-              <w:t xml:space="preserve">통합 중 나온 문제 수정</w:t>
-            </w:r>
-          </w:p>
-        </w:tc>
-      </w:tr>
-      <w:tr>
-        <w:trPr/>
-        <w:tc>
-          <w:tcPr>
-            <w:tcW w:type="dxa" w:w="4819"/>
-            <w:vAlign w:val="top"/>
-          </w:tcPr>
-          <w:p>
-            <w:pPr>
-              <w:spacing w:lineRule="auto" w:line="275" w:after="0"/>
-              <w:rPr>
-                <w:b w:val="0"/>
-                <w:shd w:val="clear" w:color="auto" w:fill="auto"/>
-              </w:rPr>
-            </w:pPr>
-            <w:r>
-              <w:rPr>
-                <w:b w:val="0"/>
-                <w:sz w:val="19"/>
-                <w:szCs w:val="19"/>
-                <w:shd w:val="clear" w:color="auto" w:fill="auto"/>
-                <w:rFonts w:ascii="맑은 고딕" w:eastAsia="맑은 고딕" w:hAnsi="맑은 고딕" w:cs="맑은 고딕"/>
-              </w:rPr>
-              <w:t>11/30</w:t>
-            </w:r>
-          </w:p>
-        </w:tc>
-        <w:tc>
-          <w:tcPr>
-            <w:tcW w:type="dxa" w:w="4819"/>
-            <w:vAlign w:val="top"/>
-          </w:tcPr>
-          <w:p>
-            <w:pPr>
-              <w:spacing w:lineRule="auto" w:line="275" w:after="0"/>
-              <w:rPr>
-                <w:b w:val="0"/>
-                <w:shd w:val="clear" w:color="auto" w:fill="auto"/>
-              </w:rPr>
-            </w:pPr>
-            <w:r>
-              <w:rPr>
-                <w:b w:val="0"/>
-                <w:sz w:val="19"/>
-                <w:szCs w:val="19"/>
-                <w:shd w:val="clear" w:color="auto" w:fill="auto"/>
-                <w:rFonts w:ascii="맑은 고딕" w:eastAsia="맑은 고딕" w:hAnsi="맑은 고딕" w:cs="맑은 고딕"/>
-              </w:rPr>
-              <w:t xml:space="preserve">정보가 빠지거나 두 번 반영되지 않는지 점검</w:t>
-            </w:r>
-          </w:p>
-        </w:tc>
-      </w:tr>
-      <w:tr>
-        <w:trPr/>
-        <w:tc>
-          <w:tcPr>
-            <w:tcW w:type="dxa" w:w="4819"/>
-            <w:vAlign w:val="top"/>
-          </w:tcPr>
-          <w:p>
-            <w:pPr>
-              <w:spacing w:lineRule="auto" w:line="275" w:after="0"/>
-              <w:rPr>
-                <w:b w:val="0"/>
-                <w:shd w:val="clear" w:color="auto" w:fill="auto"/>
-              </w:rPr>
-            </w:pPr>
-            <w:r>
-              <w:rPr>
-                <w:b w:val="0"/>
-                <w:sz w:val="19"/>
-                <w:szCs w:val="19"/>
-                <w:shd w:val="clear" w:color="auto" w:fill="auto"/>
-                <w:rFonts w:ascii="맑은 고딕" w:eastAsia="맑은 고딕" w:hAnsi="맑은 고딕" w:cs="맑은 고딕"/>
-              </w:rPr>
-              <w:t>12/1</w:t>
-            </w:r>
-          </w:p>
-        </w:tc>
-        <w:tc>
-          <w:tcPr>
-            <w:tcW w:type="dxa" w:w="4819"/>
-            <w:vAlign w:val="top"/>
-          </w:tcPr>
-          <w:p>
-            <w:pPr>
-              <w:spacing w:lineRule="auto" w:line="275" w:after="0"/>
-              <w:rPr>
-                <w:b w:val="0"/>
-                <w:shd w:val="clear" w:color="auto" w:fill="auto"/>
-              </w:rPr>
-            </w:pPr>
-            <w:r>
-              <w:rPr>
-                <w:b w:val="0"/>
-                <w:sz w:val="19"/>
-                <w:szCs w:val="19"/>
-                <w:shd w:val="clear" w:color="auto" w:fill="auto"/>
-                <w:rFonts w:ascii="맑은 고딕" w:eastAsia="맑은 고딕" w:hAnsi="맑은 고딕" w:cs="맑은 고딕"/>
-              </w:rPr>
-              <w:t xml:space="preserve">팀: UDP 파트와 합쳐 두 PC로 대전 테스트</w:t>
-            </w:r>
-          </w:p>
-        </w:tc>
-      </w:tr>
-      <w:tr>
-        <w:trPr/>
-        <w:tc>
-          <w:tcPr>
-            <w:tcW w:type="dxa" w:w="4819"/>
-            <w:vAlign w:val="top"/>
-          </w:tcPr>
-          <w:p>
-            <w:pPr>
-              <w:spacing w:lineRule="auto" w:line="275" w:after="0"/>
-              <w:rPr>
-                <w:b w:val="0"/>
-                <w:shd w:val="clear" w:color="auto" w:fill="auto"/>
-              </w:rPr>
-            </w:pPr>
-            <w:r>
-              <w:rPr>
-                <w:b w:val="0"/>
-                <w:sz w:val="19"/>
-                <w:szCs w:val="19"/>
-                <w:shd w:val="clear" w:color="auto" w:fill="auto"/>
-                <w:rFonts w:ascii="맑은 고딕" w:eastAsia="맑은 고딕" w:hAnsi="맑은 고딕" w:cs="맑은 고딕"/>
-              </w:rPr>
-              <w:t>12/2</w:t>
-            </w:r>
-          </w:p>
-        </w:tc>
-        <w:tc>
-          <w:tcPr>
-            <w:tcW w:type="dxa" w:w="4819"/>
-            <w:vAlign w:val="top"/>
-          </w:tcPr>
-          <w:p>
-            <w:pPr>
-              <w:spacing w:lineRule="auto" w:line="275" w:after="0"/>
-              <w:rPr>
-                <w:b w:val="0"/>
-                <w:shd w:val="clear" w:color="auto" w:fill="auto"/>
-              </w:rPr>
-            </w:pPr>
-            <w:r>
-              <w:rPr>
-                <w:b w:val="0"/>
-                <w:sz w:val="19"/>
-                <w:szCs w:val="19"/>
-                <w:shd w:val="clear" w:color="auto" w:fill="auto"/>
-                <w:rFonts w:ascii="맑은 고딕" w:eastAsia="맑은 고딕" w:hAnsi="맑은 고딕" w:cs="맑은 고딕"/>
-              </w:rPr>
-              <w:t xml:space="preserve">테스트에서 나온 버그 수정</w:t>
-            </w:r>
-          </w:p>
-        </w:tc>
-      </w:tr>
-      <w:tr>
-        <w:trPr/>
-        <w:tc>
-          <w:tcPr>
-            <w:tcW w:type="dxa" w:w="4819"/>
-            <w:vAlign w:val="top"/>
-          </w:tcPr>
-          <w:p>
-            <w:pPr>
-              <w:spacing w:lineRule="auto" w:line="275" w:after="0"/>
-              <w:rPr>
-                <w:b w:val="0"/>
-                <w:shd w:val="clear" w:color="auto" w:fill="auto"/>
-              </w:rPr>
-            </w:pPr>
-            <w:r>
-              <w:rPr>
-                <w:b w:val="0"/>
-                <w:sz w:val="19"/>
-                <w:szCs w:val="19"/>
-                <w:shd w:val="clear" w:color="auto" w:fill="auto"/>
-                <w:rFonts w:ascii="맑은 고딕" w:eastAsia="맑은 고딕" w:hAnsi="맑은 고딕" w:cs="맑은 고딕"/>
-              </w:rPr>
-              <w:t>12/3</w:t>
-            </w:r>
-          </w:p>
-        </w:tc>
-        <w:tc>
-          <w:tcPr>
-            <w:tcW w:type="dxa" w:w="4819"/>
-            <w:vAlign w:val="top"/>
-          </w:tcPr>
-          <w:p>
-            <w:pPr>
-              <w:spacing w:lineRule="auto" w:line="275" w:after="0"/>
-              <w:rPr>
-                <w:b w:val="0"/>
-                <w:shd w:val="clear" w:color="auto" w:fill="auto"/>
-              </w:rPr>
-            </w:pPr>
-            <w:r>
-              <w:rPr>
-                <w:b w:val="0"/>
-                <w:sz w:val="19"/>
-                <w:szCs w:val="19"/>
-                <w:shd w:val="clear" w:color="auto" w:fill="auto"/>
-                <w:rFonts w:ascii="맑은 고딕" w:eastAsia="맑은 고딕" w:hAnsi="맑은 고딕" w:cs="맑은 고딕"/>
-              </w:rPr>
-              <w:t xml:space="preserve">강제 종료, 이상한 데이터 같은 예외 상황 테스트</w:t>
-            </w:r>
-          </w:p>
-        </w:tc>
-      </w:tr>
-      <w:tr>
-        <w:trPr/>
-        <w:tc>
-          <w:tcPr>
-            <w:tcW w:type="dxa" w:w="4819"/>
-            <w:vAlign w:val="top"/>
-          </w:tcPr>
-          <w:p>
-            <w:pPr>
-              <w:spacing w:lineRule="auto" w:line="275" w:after="0"/>
-              <w:rPr>
-                <w:b w:val="0"/>
-                <w:shd w:val="clear" w:color="auto" w:fill="auto"/>
-              </w:rPr>
-            </w:pPr>
-            <w:r>
-              <w:rPr>
-                <w:b w:val="0"/>
-                <w:sz w:val="19"/>
-                <w:szCs w:val="19"/>
-                <w:shd w:val="clear" w:color="auto" w:fill="auto"/>
-                <w:rFonts w:ascii="맑은 고딕" w:eastAsia="맑은 고딕" w:hAnsi="맑은 고딕" w:cs="맑은 고딕"/>
-              </w:rPr>
-              <w:t>12/4</w:t>
-            </w:r>
-          </w:p>
-        </w:tc>
-        <w:tc>
-          <w:tcPr>
-            <w:tcW w:type="dxa" w:w="4819"/>
-            <w:vAlign w:val="top"/>
-          </w:tcPr>
-          <w:p>
-            <w:pPr>
-              <w:spacing w:lineRule="auto" w:line="275" w:after="0"/>
-              <w:rPr>
-                <w:b w:val="0"/>
-                <w:shd w:val="clear" w:color="auto" w:fill="auto"/>
-              </w:rPr>
-            </w:pPr>
-            <w:r>
-              <w:rPr>
-                <w:b w:val="0"/>
-                <w:sz w:val="19"/>
-                <w:szCs w:val="19"/>
-                <w:shd w:val="clear" w:color="auto" w:fill="auto"/>
-                <w:rFonts w:ascii="맑은 고딕" w:eastAsia="맑은 고딕" w:hAnsi="맑은 고딕" w:cs="맑은 고딕"/>
-              </w:rPr>
-              <w:t xml:space="preserve">팀: 서로 다른 네트워크에서 대전 테스트</w:t>
-            </w:r>
-          </w:p>
-        </w:tc>
-      </w:tr>
-      <w:tr>
-        <w:trPr/>
-        <w:tc>
-          <w:tcPr>
-            <w:tcW w:type="dxa" w:w="4819"/>
-            <w:vAlign w:val="top"/>
-          </w:tcPr>
-          <w:p>
-            <w:pPr>
-              <w:spacing w:lineRule="auto" w:line="275" w:after="0"/>
-              <w:rPr>
-                <w:b w:val="0"/>
-                <w:shd w:val="clear" w:color="auto" w:fill="auto"/>
-              </w:rPr>
-            </w:pPr>
-            <w:r>
-              <w:rPr>
-                <w:b w:val="0"/>
-                <w:sz w:val="19"/>
-                <w:szCs w:val="19"/>
-                <w:shd w:val="clear" w:color="auto" w:fill="auto"/>
-                <w:rFonts w:ascii="맑은 고딕" w:eastAsia="맑은 고딕" w:hAnsi="맑은 고딕" w:cs="맑은 고딕"/>
-              </w:rPr>
-              <w:t>12/5</w:t>
-            </w:r>
-          </w:p>
-        </w:tc>
-        <w:tc>
-          <w:tcPr>
-            <w:tcW w:type="dxa" w:w="4819"/>
-            <w:vAlign w:val="top"/>
-          </w:tcPr>
-          <w:p>
-            <w:pPr>
-              <w:spacing w:lineRule="auto" w:line="275" w:after="0"/>
-              <w:rPr>
-                <w:b w:val="0"/>
-                <w:shd w:val="clear" w:color="auto" w:fill="auto"/>
-              </w:rPr>
-            </w:pPr>
-            <w:r>
-              <w:rPr>
-                <w:b w:val="0"/>
-                <w:sz w:val="19"/>
-                <w:szCs w:val="19"/>
-                <w:shd w:val="clear" w:color="auto" w:fill="auto"/>
-                <w:rFonts w:ascii="맑은 고딕" w:eastAsia="맑은 고딕" w:hAnsi="맑은 고딕" w:cs="맑은 고딕"/>
-              </w:rPr>
-              <w:t xml:space="preserve">버그 수정, 코드 정리</w:t>
-            </w:r>
-          </w:p>
-        </w:tc>
-      </w:tr>
-      <w:tr>
-        <w:trPr/>
-        <w:tc>
-          <w:tcPr>
-            <w:tcW w:type="dxa" w:w="4819"/>
-            <w:vAlign w:val="top"/>
-          </w:tcPr>
-          <w:p>
-            <w:pPr>
-              <w:spacing w:lineRule="auto" w:line="275" w:after="0"/>
-              <w:rPr>
-                <w:b w:val="0"/>
-                <w:shd w:val="clear" w:color="auto" w:fill="auto"/>
-              </w:rPr>
-            </w:pPr>
-            <w:r>
-              <w:rPr>
-                <w:b w:val="0"/>
-                <w:sz w:val="19"/>
-                <w:szCs w:val="19"/>
-                <w:shd w:val="clear" w:color="auto" w:fill="auto"/>
-                <w:rFonts w:ascii="맑은 고딕" w:eastAsia="맑은 고딕" w:hAnsi="맑은 고딕" w:cs="맑은 고딕"/>
-              </w:rPr>
-              <w:t>12/6</w:t>
-            </w:r>
-          </w:p>
-        </w:tc>
-        <w:tc>
-          <w:tcPr>
-            <w:tcW w:type="dxa" w:w="4819"/>
-            <w:vAlign w:val="top"/>
-          </w:tcPr>
-          <w:p>
-            <w:pPr>
-              <w:spacing w:lineRule="auto" w:line="275" w:after="0"/>
-              <w:rPr>
-                <w:b w:val="0"/>
-                <w:shd w:val="clear" w:color="auto" w:fill="auto"/>
-              </w:rPr>
-            </w:pPr>
-            <w:r>
-              <w:rPr>
-                <w:b w:val="0"/>
-                <w:sz w:val="19"/>
-                <w:szCs w:val="19"/>
-                <w:shd w:val="clear" w:color="auto" w:fill="auto"/>
-                <w:rFonts w:ascii="맑은 고딕" w:eastAsia="맑은 고딕" w:hAnsi="맑은 고딕" w:cs="맑은 고딕"/>
-              </w:rPr>
-              <w:t xml:space="preserve">보고서에 담당 파트 작성</w:t>
-            </w:r>
-          </w:p>
-        </w:tc>
-      </w:tr>
-      <w:tr>
-        <w:trPr/>
-        <w:tc>
-          <w:tcPr>
-            <w:tcW w:type="dxa" w:w="4819"/>
-            <w:vAlign w:val="top"/>
-          </w:tcPr>
-          <w:p>
-            <w:pPr>
-              <w:spacing w:lineRule="auto" w:line="275" w:after="0"/>
-              <w:rPr>
-                <w:b w:val="0"/>
-                <w:shd w:val="clear" w:color="auto" w:fill="auto"/>
-              </w:rPr>
-            </w:pPr>
-            <w:r>
-              <w:rPr>
-                <w:b w:val="0"/>
-                <w:sz w:val="19"/>
-                <w:szCs w:val="19"/>
-                <w:shd w:val="clear" w:color="auto" w:fill="auto"/>
-                <w:rFonts w:ascii="맑은 고딕" w:eastAsia="맑은 고딕" w:hAnsi="맑은 고딕" w:cs="맑은 고딕"/>
-              </w:rPr>
-              <w:t>12/7</w:t>
-            </w:r>
-          </w:p>
-        </w:tc>
-        <w:tc>
-          <w:tcPr>
-            <w:tcW w:type="dxa" w:w="4819"/>
-            <w:vAlign w:val="top"/>
-          </w:tcPr>
-          <w:p>
-            <w:pPr>
-              <w:spacing w:lineRule="auto" w:line="275" w:after="0"/>
-              <w:rPr>
-                <w:b w:val="0"/>
-                <w:shd w:val="clear" w:color="auto" w:fill="auto"/>
-              </w:rPr>
-            </w:pPr>
-            <w:r>
-              <w:rPr>
-                <w:b w:val="0"/>
-                <w:sz w:val="19"/>
-                <w:szCs w:val="19"/>
-                <w:shd w:val="clear" w:color="auto" w:fill="auto"/>
-                <w:rFonts w:ascii="맑은 고딕" w:eastAsia="맑은 고딕" w:hAnsi="맑은 고딕" w:cs="맑은 고딕"/>
-              </w:rPr>
-              <w:t xml:space="preserve">발표 자료 준비</w:t>
-            </w:r>
-          </w:p>
-        </w:tc>
-      </w:tr>
-      <w:tr>
-        <w:trPr/>
-        <w:tc>
-          <w:tcPr>
-            <w:tcW w:type="dxa" w:w="4819"/>
-            <w:vAlign w:val="top"/>
-          </w:tcPr>
-          <w:p>
-            <w:pPr>
-              <w:spacing w:lineRule="auto" w:line="275" w:after="0"/>
-              <w:rPr>
-                <w:b w:val="0"/>
-                <w:shd w:val="clear" w:color="auto" w:fill="auto"/>
-              </w:rPr>
-            </w:pPr>
-            <w:r>
-              <w:rPr>
-                <w:b w:val="0"/>
-                <w:sz w:val="19"/>
-                <w:szCs w:val="19"/>
-                <w:shd w:val="clear" w:color="auto" w:fill="auto"/>
-                <w:rFonts w:ascii="맑은 고딕" w:eastAsia="맑은 고딕" w:hAnsi="맑은 고딕" w:cs="맑은 고딕"/>
-              </w:rPr>
-              <w:t>12/8</w:t>
-            </w:r>
-          </w:p>
-        </w:tc>
-        <w:tc>
-          <w:tcPr>
-            <w:tcW w:type="dxa" w:w="4819"/>
-            <w:vAlign w:val="top"/>
-          </w:tcPr>
-          <w:p>
-            <w:pPr>
-              <w:spacing w:lineRule="auto" w:line="275" w:after="0"/>
-              <w:rPr>
-                <w:b w:val="0"/>
-                <w:shd w:val="clear" w:color="auto" w:fill="auto"/>
-              </w:rPr>
-            </w:pPr>
-            <w:r>
-              <w:rPr>
-                <w:b w:val="0"/>
-                <w:sz w:val="19"/>
-                <w:szCs w:val="19"/>
-                <w:shd w:val="clear" w:color="auto" w:fill="auto"/>
-                <w:rFonts w:ascii="맑은 고딕" w:eastAsia="맑은 고딕" w:hAnsi="맑은 고딕" w:cs="맑은 고딕"/>
-              </w:rPr>
-              <w:t xml:space="preserve">팀: 최종 점검 · 제출</w:t>
+              </w:rPr>
+              <w:t xml:space="preserve">최종 점검 · 제출</w:t>
             </w:r>
           </w:p>
         </w:tc>
@@ -6394,7 +6511,7 @@
       <w:rPr/>
     </w:pPr>
     <w:rPr>
-      <w:shd w:val="clear"/>
+      <w:shd w:val="clear" w:color="auto" w:fill="auto"/>
     </w:rPr>
   </w:style>
   <w:style w:styleId="PO6" w:type="paragraph">
@@ -6766,7 +6883,7 @@
       <w:rPr/>
     </w:pPr>
     <w:rPr>
-      <w:shd w:val="clear"/>
+      <w:shd w:val="clear" w:color="auto" w:fill="auto"/>
     </w:rPr>
   </w:style>
   <w:style w:styleId="PO27" w:type="paragraph">
@@ -6782,7 +6899,7 @@
       <w:outlineLvl w:val="9"/>
     </w:pPr>
     <w:rPr>
-      <w:shd w:val="clear"/>
+      <w:shd w:val="clear" w:color="auto" w:fill="auto"/>
     </w:rPr>
   </w:style>
   <w:style w:styleId="PO37" w:type="table">
@@ -6794,7 +6911,7 @@
       <w:rPr/>
     </w:pPr>
     <w:rPr>
-      <w:shd w:val="clear"/>
+      <w:shd w:val="clear" w:color="auto" w:fill="auto"/>
     </w:rPr>
     <w:tblPr>
       <w:tblBorders>
@@ -6823,7 +6940,7 @@
       <w:rPr/>
     </w:pPr>
     <w:rPr>
-      <w:shd w:val="clear"/>
+      <w:shd w:val="clear" w:color="auto" w:fill="auto"/>
     </w:rPr>
     <w:tblPr>
       <w:tblBorders>
@@ -6852,7 +6969,7 @@
       <w:rPr/>
     </w:pPr>
     <w:rPr>
-      <w:shd w:val="clear"/>
+      <w:shd w:val="clear" w:color="auto" w:fill="auto"/>
     </w:rPr>
     <w:tblPr>
       <w:tblBorders>
@@ -6922,7 +7039,7 @@
       <w:rPr/>
     </w:pPr>
     <w:rPr>
-      <w:shd w:val="clear"/>
+      <w:shd w:val="clear" w:color="auto" w:fill="auto"/>
     </w:rPr>
     <w:tblPr>
       <w:tblBorders>
@@ -7007,7 +7124,7 @@
       <w:rPr/>
     </w:pPr>
     <w:rPr>
-      <w:shd w:val="clear"/>
+      <w:shd w:val="clear" w:color="auto" w:fill="auto"/>
     </w:rPr>
     <w:tblPr>
       <w:tblCellMar>
@@ -7102,7 +7219,7 @@
       <w:rPr/>
     </w:pPr>
     <w:rPr>
-      <w:shd w:val="clear"/>
+      <w:shd w:val="clear" w:color="auto" w:fill="auto"/>
     </w:rPr>
     <w:tblPr>
       <w:tblCellMar>
@@ -7159,7 +7276,7 @@
       <w:rPr/>
     </w:pPr>
     <w:rPr>
-      <w:shd w:val="clear"/>
+      <w:shd w:val="clear" w:color="auto" w:fill="auto"/>
     </w:rPr>
     <w:tblPr>
       <w:tblCellMar>
@@ -7280,7 +7397,7 @@
       <w:rPr/>
     </w:pPr>
     <w:rPr>
-      <w:shd w:val="clear"/>
+      <w:shd w:val="clear" w:color="auto" w:fill="auto"/>
     </w:rPr>
     <w:tblPr>
       <w:tblBorders>
@@ -7345,7 +7462,7 @@
       <w:rPr/>
     </w:pPr>
     <w:rPr>
-      <w:shd w:val="clear"/>
+      <w:shd w:val="clear" w:color="auto" w:fill="auto"/>
     </w:rPr>
     <w:tblPr>
       <w:tblBorders>
@@ -7410,7 +7527,7 @@
       <w:rPr/>
     </w:pPr>
     <w:rPr>
-      <w:shd w:val="clear"/>
+      <w:shd w:val="clear" w:color="auto" w:fill="auto"/>
     </w:rPr>
     <w:tblPr>
       <w:tblBorders>
@@ -7475,7 +7592,7 @@
       <w:rPr/>
     </w:pPr>
     <w:rPr>
-      <w:shd w:val="clear"/>
+      <w:shd w:val="clear" w:color="auto" w:fill="auto"/>
     </w:rPr>
     <w:tblPr>
       <w:tblBorders>
@@ -7540,7 +7657,7 @@
       <w:rPr/>
     </w:pPr>
     <w:rPr>
-      <w:shd w:val="clear"/>
+      <w:shd w:val="clear" w:color="auto" w:fill="auto"/>
     </w:rPr>
     <w:tblPr>
       <w:tblBorders>
@@ -7605,7 +7722,7 @@
       <w:rPr/>
     </w:pPr>
     <w:rPr>
-      <w:shd w:val="clear"/>
+      <w:shd w:val="clear" w:color="auto" w:fill="auto"/>
     </w:rPr>
     <w:tblPr>
       <w:tblBorders>
@@ -7670,7 +7787,7 @@
       <w:rPr/>
     </w:pPr>
     <w:rPr>
-      <w:shd w:val="clear"/>
+      <w:shd w:val="clear" w:color="auto" w:fill="auto"/>
     </w:rPr>
     <w:tblPr>
       <w:tblBorders>
@@ -7735,7 +7852,7 @@
       <w:rPr/>
     </w:pPr>
     <w:rPr>
-      <w:shd w:val="clear"/>
+      <w:shd w:val="clear" w:color="auto" w:fill="auto"/>
     </w:rPr>
     <w:tblPr>
       <w:tblBorders>
@@ -7816,7 +7933,7 @@
       <w:rPr/>
     </w:pPr>
     <w:rPr>
-      <w:shd w:val="clear"/>
+      <w:shd w:val="clear" w:color="auto" w:fill="auto"/>
     </w:rPr>
     <w:tblPr>
       <w:tblBorders>
@@ -7897,7 +8014,7 @@
       <w:rPr/>
     </w:pPr>
     <w:rPr>
-      <w:shd w:val="clear"/>
+      <w:shd w:val="clear" w:color="auto" w:fill="auto"/>
     </w:rPr>
     <w:tblPr>
       <w:tblBorders>
@@ -7978,7 +8095,7 @@
       <w:rPr/>
     </w:pPr>
     <w:rPr>
-      <w:shd w:val="clear"/>
+      <w:shd w:val="clear" w:color="auto" w:fill="auto"/>
     </w:rPr>
     <w:tblPr>
       <w:tblBorders>
@@ -8059,7 +8176,7 @@
       <w:rPr/>
     </w:pPr>
     <w:rPr>
-      <w:shd w:val="clear"/>
+      <w:shd w:val="clear" w:color="auto" w:fill="auto"/>
     </w:rPr>
     <w:tblPr>
       <w:tblBorders>
@@ -8140,7 +8257,7 @@
       <w:rPr/>
     </w:pPr>
     <w:rPr>
-      <w:shd w:val="clear"/>
+      <w:shd w:val="clear" w:color="auto" w:fill="auto"/>
     </w:rPr>
     <w:tblPr>
       <w:tblBorders>
@@ -8221,7 +8338,7 @@
       <w:rPr/>
     </w:pPr>
     <w:rPr>
-      <w:shd w:val="clear"/>
+      <w:shd w:val="clear" w:color="auto" w:fill="auto"/>
     </w:rPr>
     <w:tblPr>
       <w:tblBorders>
@@ -8302,7 +8419,7 @@
       <w:rPr/>
     </w:pPr>
     <w:rPr>
-      <w:shd w:val="clear"/>
+      <w:shd w:val="clear" w:color="auto" w:fill="auto"/>
     </w:rPr>
     <w:tblPr>
       <w:tblBorders>
@@ -8439,7 +8556,7 @@
       <w:rPr/>
     </w:pPr>
     <w:rPr>
-      <w:shd w:val="clear"/>
+      <w:shd w:val="clear" w:color="auto" w:fill="auto"/>
     </w:rPr>
     <w:tblPr>
       <w:tblBorders>
@@ -8576,7 +8693,7 @@
       <w:rPr/>
     </w:pPr>
     <w:rPr>
-      <w:shd w:val="clear"/>
+      <w:shd w:val="clear" w:color="auto" w:fill="auto"/>
     </w:rPr>
     <w:tblPr>
       <w:tblBorders>
@@ -8713,7 +8830,7 @@
       <w:rPr/>
     </w:pPr>
     <w:rPr>
-      <w:shd w:val="clear"/>
+      <w:shd w:val="clear" w:color="auto" w:fill="auto"/>
     </w:rPr>
     <w:tblPr>
       <w:tblBorders>
@@ -8850,7 +8967,7 @@
       <w:rPr/>
     </w:pPr>
     <w:rPr>
-      <w:shd w:val="clear"/>
+      <w:shd w:val="clear" w:color="auto" w:fill="auto"/>
     </w:rPr>
     <w:tblPr>
       <w:tblBorders>
@@ -8987,7 +9104,7 @@
       <w:rPr/>
     </w:pPr>
     <w:rPr>
-      <w:shd w:val="clear"/>
+      <w:shd w:val="clear" w:color="auto" w:fill="auto"/>
     </w:rPr>
     <w:tblPr>
       <w:tblBorders>
@@ -9124,7 +9241,7 @@
       <w:rPr/>
     </w:pPr>
     <w:rPr>
-      <w:shd w:val="clear"/>
+      <w:shd w:val="clear" w:color="auto" w:fill="auto"/>
     </w:rPr>
     <w:tblPr>
       <w:tblBorders>
@@ -9261,7 +9378,7 @@
       <w:rPr/>
     </w:pPr>
     <w:rPr>
-      <w:shd w:val="clear"/>
+      <w:shd w:val="clear" w:color="auto" w:fill="auto"/>
     </w:rPr>
     <w:tblPr>
       <w:tblBorders>
@@ -9343,7 +9460,7 @@
       <w:rPr/>
     </w:pPr>
     <w:rPr>
-      <w:shd w:val="clear"/>
+      <w:shd w:val="clear" w:color="auto" w:fill="auto"/>
     </w:rPr>
     <w:tblPr>
       <w:tblBorders>
@@ -9425,7 +9542,7 @@
       <w:rPr/>
     </w:pPr>
     <w:rPr>
-      <w:shd w:val="clear"/>
+      <w:shd w:val="clear" w:color="auto" w:fill="auto"/>
     </w:rPr>
     <w:tblPr>
       <w:tblBorders>
@@ -9507,7 +9624,7 @@
       <w:rPr/>
     </w:pPr>
     <w:rPr>
-      <w:shd w:val="clear"/>
+      <w:shd w:val="clear" w:color="auto" w:fill="auto"/>
     </w:rPr>
     <w:tblPr>
       <w:tblBorders>
@@ -9589,7 +9706,7 @@
       <w:rPr/>
     </w:pPr>
     <w:rPr>
-      <w:shd w:val="clear"/>
+      <w:shd w:val="clear" w:color="auto" w:fill="auto"/>
     </w:rPr>
     <w:tblPr>
       <w:tblBorders>
@@ -9671,7 +9788,7 @@
       <w:rPr/>
     </w:pPr>
     <w:rPr>
-      <w:shd w:val="clear"/>
+      <w:shd w:val="clear" w:color="auto" w:fill="auto"/>
     </w:rPr>
     <w:tblPr>
       <w:tblBorders>
@@ -9753,7 +9870,7 @@
       <w:rPr/>
     </w:pPr>
     <w:rPr>
-      <w:shd w:val="clear"/>
+      <w:shd w:val="clear" w:color="auto" w:fill="auto"/>
     </w:rPr>
     <w:tblPr>
       <w:tblBorders>
@@ -9835,7 +9952,7 @@
       <w:rPr/>
     </w:pPr>
     <w:rPr>
-      <w:shd w:val="clear"/>
+      <w:shd w:val="clear" w:color="auto" w:fill="auto"/>
     </w:rPr>
     <w:tblPr>
       <w:tblBorders>
@@ -9945,7 +10062,7 @@
       <w:rPr/>
     </w:pPr>
     <w:rPr>
-      <w:shd w:val="clear"/>
+      <w:shd w:val="clear" w:color="auto" w:fill="auto"/>
     </w:rPr>
     <w:tblPr>
       <w:tblBorders>
@@ -10055,7 +10172,7 @@
       <w:rPr/>
     </w:pPr>
     <w:rPr>
-      <w:shd w:val="clear"/>
+      <w:shd w:val="clear" w:color="auto" w:fill="auto"/>
     </w:rPr>
     <w:tblPr>
       <w:tblBorders>
@@ -10165,7 +10282,7 @@
       <w:rPr/>
     </w:pPr>
     <w:rPr>
-      <w:shd w:val="clear"/>
+      <w:shd w:val="clear" w:color="auto" w:fill="auto"/>
     </w:rPr>
     <w:tblPr>
       <w:tblBorders>
@@ -10275,7 +10392,7 @@
       <w:rPr/>
     </w:pPr>
     <w:rPr>
-      <w:shd w:val="clear"/>
+      <w:shd w:val="clear" w:color="auto" w:fill="auto"/>
     </w:rPr>
     <w:tblPr>
       <w:tblBorders>
@@ -10385,7 +10502,7 @@
       <w:rPr/>
     </w:pPr>
     <w:rPr>
-      <w:shd w:val="clear"/>
+      <w:shd w:val="clear" w:color="auto" w:fill="auto"/>
     </w:rPr>
     <w:tblPr>
       <w:tblBorders>
@@ -10495,7 +10612,7 @@
       <w:rPr/>
     </w:pPr>
     <w:rPr>
-      <w:shd w:val="clear"/>
+      <w:shd w:val="clear" w:color="auto" w:fill="auto"/>
     </w:rPr>
     <w:tblPr>
       <w:tblBorders>
@@ -12103,7 +12220,7 @@
       <w:rPr/>
     </w:pPr>
     <w:rPr>
-      <w:shd w:val="clear"/>
+      <w:shd w:val="clear" w:color="auto" w:fill="auto"/>
     </w:rPr>
     <w:tblPr>
       <w:tblCellMar>
@@ -12170,7 +12287,7 @@
       <w:rPr/>
     </w:pPr>
     <w:rPr>
-      <w:shd w:val="clear"/>
+      <w:shd w:val="clear" w:color="auto" w:fill="auto"/>
     </w:rPr>
     <w:tblPr>
       <w:tblCellMar>
@@ -12237,7 +12354,7 @@
       <w:rPr/>
     </w:pPr>
     <w:rPr>
-      <w:shd w:val="clear"/>
+      <w:shd w:val="clear" w:color="auto" w:fill="auto"/>
     </w:rPr>
     <w:tblPr>
       <w:tblCellMar>
@@ -12304,7 +12421,7 @@
       <w:rPr/>
     </w:pPr>
     <w:rPr>
-      <w:shd w:val="clear"/>
+      <w:shd w:val="clear" w:color="auto" w:fill="auto"/>
     </w:rPr>
     <w:tblPr>
       <w:tblCellMar>
@@ -12371,7 +12488,7 @@
       <w:rPr/>
     </w:pPr>
     <w:rPr>
-      <w:shd w:val="clear"/>
+      <w:shd w:val="clear" w:color="auto" w:fill="auto"/>
     </w:rPr>
     <w:tblPr>
       <w:tblCellMar>
@@ -12438,7 +12555,7 @@
       <w:rPr/>
     </w:pPr>
     <w:rPr>
-      <w:shd w:val="clear"/>
+      <w:shd w:val="clear" w:color="auto" w:fill="auto"/>
     </w:rPr>
     <w:tblPr>
       <w:tblCellMar>
@@ -12505,7 +12622,7 @@
       <w:rPr/>
     </w:pPr>
     <w:rPr>
-      <w:shd w:val="clear"/>
+      <w:shd w:val="clear" w:color="auto" w:fill="auto"/>
     </w:rPr>
     <w:tblPr>
       <w:tblCellMar>
@@ -12572,7 +12689,7 @@
       <w:rPr/>
     </w:pPr>
     <w:rPr>
-      <w:shd w:val="clear"/>
+      <w:shd w:val="clear" w:color="auto" w:fill="auto"/>
     </w:rPr>
     <w:tblPr>
       <w:tblBorders>
@@ -12634,7 +12751,7 @@
       <w:rPr/>
     </w:pPr>
     <w:rPr>
-      <w:shd w:val="clear"/>
+      <w:shd w:val="clear" w:color="auto" w:fill="auto"/>
     </w:rPr>
     <w:tblPr>
       <w:tblBorders>
@@ -12696,7 +12813,7 @@
       <w:rPr/>
     </w:pPr>
     <w:rPr>
-      <w:shd w:val="clear"/>
+      <w:shd w:val="clear" w:color="auto" w:fill="auto"/>
     </w:rPr>
     <w:tblPr>
       <w:tblBorders>
@@ -12758,7 +12875,7 @@
       <w:rPr/>
     </w:pPr>
     <w:rPr>
-      <w:shd w:val="clear"/>
+      <w:shd w:val="clear" w:color="auto" w:fill="auto"/>
     </w:rPr>
     <w:tblPr>
       <w:tblBorders>
@@ -12820,7 +12937,7 @@
       <w:rPr/>
     </w:pPr>
     <w:rPr>
-      <w:shd w:val="clear"/>
+      <w:shd w:val="clear" w:color="auto" w:fill="auto"/>
     </w:rPr>
     <w:tblPr>
       <w:tblBorders>
@@ -12882,7 +12999,7 @@
       <w:rPr/>
     </w:pPr>
     <w:rPr>
-      <w:shd w:val="clear"/>
+      <w:shd w:val="clear" w:color="auto" w:fill="auto"/>
     </w:rPr>
     <w:tblPr>
       <w:tblBorders>
@@ -12944,7 +13061,7 @@
       <w:rPr/>
     </w:pPr>
     <w:rPr>
-      <w:shd w:val="clear"/>
+      <w:shd w:val="clear" w:color="auto" w:fill="auto"/>
     </w:rPr>
     <w:tblPr>
       <w:tblBorders>
@@ -13006,7 +13123,7 @@
       <w:rPr/>
     </w:pPr>
     <w:rPr>
-      <w:shd w:val="clear"/>
+      <w:shd w:val="clear" w:color="auto" w:fill="auto"/>
     </w:rPr>
     <w:tblPr>
       <w:tblBorders>
@@ -13130,7 +13247,7 @@
       <w:rPr/>
     </w:pPr>
     <w:rPr>
-      <w:shd w:val="clear"/>
+      <w:shd w:val="clear" w:color="auto" w:fill="auto"/>
     </w:rPr>
     <w:tblPr>
       <w:tblBorders>
@@ -13254,7 +13371,7 @@
       <w:rPr/>
     </w:pPr>
     <w:rPr>
-      <w:shd w:val="clear"/>
+      <w:shd w:val="clear" w:color="auto" w:fill="auto"/>
     </w:rPr>
     <w:tblPr>
       <w:tblBorders>
@@ -13378,7 +13495,7 @@
       <w:rPr/>
     </w:pPr>
     <w:rPr>
-      <w:shd w:val="clear"/>
+      <w:shd w:val="clear" w:color="auto" w:fill="auto"/>
     </w:rPr>
     <w:tblPr>
       <w:tblBorders>
@@ -13502,7 +13619,7 @@
       <w:rPr/>
     </w:pPr>
     <w:rPr>
-      <w:shd w:val="clear"/>
+      <w:shd w:val="clear" w:color="auto" w:fill="auto"/>
     </w:rPr>
     <w:tblPr>
       <w:tblBorders>
@@ -13626,7 +13743,7 @@
       <w:rPr/>
     </w:pPr>
     <w:rPr>
-      <w:shd w:val="clear"/>
+      <w:shd w:val="clear" w:color="auto" w:fill="auto"/>
     </w:rPr>
     <w:tblPr>
       <w:tblBorders>
@@ -13750,7 +13867,7 @@
       <w:rPr/>
     </w:pPr>
     <w:rPr>
-      <w:shd w:val="clear"/>
+      <w:shd w:val="clear" w:color="auto" w:fill="auto"/>
     </w:rPr>
     <w:tblPr>
       <w:tblBorders>
@@ -13874,7 +13991,7 @@
       <w:rPr/>
     </w:pPr>
     <w:rPr>
-      <w:shd w:val="clear"/>
+      <w:shd w:val="clear" w:color="auto" w:fill="auto"/>
     </w:rPr>
     <w:tblPr>
       <w:tblBorders>
@@ -13954,7 +14071,7 @@
       <w:rPr/>
     </w:pPr>
     <w:rPr>
-      <w:shd w:val="clear"/>
+      <w:shd w:val="clear" w:color="auto" w:fill="auto"/>
     </w:rPr>
     <w:tblPr>
       <w:tblBorders>
@@ -14034,7 +14151,7 @@
       <w:rPr/>
     </w:pPr>
     <w:rPr>
-      <w:shd w:val="clear"/>
+      <w:shd w:val="clear" w:color="auto" w:fill="auto"/>
     </w:rPr>
     <w:tblPr>
       <w:tblBorders>
@@ -14114,7 +14231,7 @@
       <w:rPr/>
     </w:pPr>
     <w:rPr>
-      <w:shd w:val="clear"/>
+      <w:shd w:val="clear" w:color="auto" w:fill="auto"/>
     </w:rPr>
     <w:tblPr>
       <w:tblBorders>
@@ -14194,7 +14311,7 @@
       <w:rPr/>
     </w:pPr>
     <w:rPr>
-      <w:shd w:val="clear"/>
+      <w:shd w:val="clear" w:color="auto" w:fill="auto"/>
     </w:rPr>
     <w:tblPr>
       <w:tblBorders>
@@ -14274,7 +14391,7 @@
       <w:rPr/>
     </w:pPr>
     <w:rPr>
-      <w:shd w:val="clear"/>
+      <w:shd w:val="clear" w:color="auto" w:fill="auto"/>
     </w:rPr>
     <w:tblPr>
       <w:tblBorders>
@@ -14354,7 +14471,7 @@
       <w:rPr/>
     </w:pPr>
     <w:rPr>
-      <w:shd w:val="clear"/>
+      <w:shd w:val="clear" w:color="auto" w:fill="auto"/>
     </w:rPr>
     <w:tblPr>
       <w:tblBorders>
@@ -16805,7 +16922,7 @@
       <w:rPr/>
     </w:pPr>
     <w:rPr>
-      <w:shd w:val="clear"/>
+      <w:shd w:val="clear" w:color="auto" w:fill="auto"/>
     </w:rPr>
   </w:style>
   <w:style w:customStyle="1" w:styleId="PO152" w:type="character">
@@ -16829,7 +16946,7 @@
       <w:rPr/>
     </w:pPr>
     <w:rPr>
-      <w:shd w:val="clear"/>
+      <w:shd w:val="clear" w:color="auto" w:fill="auto"/>
     </w:rPr>
   </w:style>
   <w:style w:customStyle="1" w:styleId="PO154" w:type="character">
@@ -16918,7 +17035,7 @@
       <w:rPr/>
     </w:pPr>
     <w:rPr>
-      <w:shd w:val="clear"/>
+      <w:shd w:val="clear" w:color="auto" w:fill="auto"/>
     </w:rPr>
   </w:style>
   <w:style w:customStyle="1" w:styleId="PO161" w:type="character">
@@ -16938,7 +17055,7 @@
       <w:rPr/>
     </w:pPr>
     <w:rPr>
-      <w:shd w:val="clear"/>
+      <w:shd w:val="clear" w:color="auto" w:fill="auto"/>
     </w:rPr>
   </w:style>
   <w:style w:customStyle="1" w:styleId="PO163" w:type="character">
@@ -16985,7 +17102,7 @@
       <w:rPr/>
     </w:pPr>
     <w:rPr>
-      <w:shd w:val="clear"/>
+      <w:shd w:val="clear" w:color="auto" w:fill="auto"/>
     </w:rPr>
   </w:style>
   <w:style w:styleId="PO167" w:type="paragraph">
@@ -16999,7 +17116,7 @@
       <w:rPr/>
     </w:pPr>
     <w:rPr>
-      <w:shd w:val="clear"/>
+      <w:shd w:val="clear" w:color="auto" w:fill="auto"/>
     </w:rPr>
   </w:style>
   <w:style w:styleId="PO168" w:type="paragraph">
@@ -17013,7 +17130,7 @@
       <w:rPr/>
     </w:pPr>
     <w:rPr>
-      <w:shd w:val="clear"/>
+      <w:shd w:val="clear" w:color="auto" w:fill="auto"/>
     </w:rPr>
   </w:style>
   <w:style w:styleId="PO169" w:type="paragraph">
@@ -17048,7 +17165,7 @@
       <w:rPr/>
     </w:pPr>
     <w:rPr>
-      <w:shd w:val="clear"/>
+      <w:shd w:val="clear" w:color="auto" w:fill="auto"/>
     </w:rPr>
   </w:style>
   <w:style w:styleId="PO171" w:type="paragraph">
@@ -17064,7 +17181,7 @@
       <w:rPr/>
     </w:pPr>
     <w:rPr>
-      <w:shd w:val="clear"/>
+      <w:shd w:val="clear" w:color="auto" w:fill="auto"/>
     </w:rPr>
   </w:style>
   <w:style w:styleId="PO172" w:type="paragraph">
@@ -17080,7 +17197,7 @@
       <w:rPr/>
     </w:pPr>
     <w:rPr>
-      <w:shd w:val="clear"/>
+      <w:shd w:val="clear" w:color="auto" w:fill="auto"/>
     </w:rPr>
   </w:style>
   <w:style w:styleId="PO173" w:type="paragraph">
@@ -17096,7 +17213,7 @@
       <w:rPr/>
     </w:pPr>
     <w:rPr>
-      <w:shd w:val="clear"/>
+      <w:shd w:val="clear" w:color="auto" w:fill="auto"/>
     </w:rPr>
   </w:style>
   <w:style w:styleId="PO174" w:type="paragraph">
@@ -17112,7 +17229,7 @@
       <w:rPr/>
     </w:pPr>
     <w:rPr>
-      <w:shd w:val="clear"/>
+      <w:shd w:val="clear" w:color="auto" w:fill="auto"/>
     </w:rPr>
   </w:style>
   <w:style w:styleId="PO175" w:type="paragraph">
@@ -17127,7 +17244,7 @@
       <w:rPr/>
     </w:pPr>
     <w:rPr>
-      <w:shd w:val="clear"/>
+      <w:shd w:val="clear" w:color="auto" w:fill="auto"/>
     </w:rPr>
   </w:style>
   <w:style w:styleId="PO176" w:type="paragraph">
@@ -17142,7 +17259,7 @@
       <w:rPr/>
     </w:pPr>
     <w:rPr>
-      <w:shd w:val="clear"/>
+      <w:shd w:val="clear" w:color="auto" w:fill="auto"/>
     </w:rPr>
   </w:style>
   <w:style w:styleId="PO177" w:type="paragraph">
@@ -17157,7 +17274,7 @@
       <w:rPr/>
     </w:pPr>
     <w:rPr>
-      <w:shd w:val="clear"/>
+      <w:shd w:val="clear" w:color="auto" w:fill="auto"/>
     </w:rPr>
   </w:style>
   <w:style w:styleId="PO178" w:type="paragraph">
@@ -18071,7 +18188,7 @@
       <w:rPr/>
     </w:pPr>
     <w:rPr>
-      <w:shd w:val="clear"/>
+      <w:shd w:val="clear" w:color="auto" w:fill="auto"/>
     </w:rPr>
     <w:tblPr>
       <w:tblBorders>
@@ -18168,7 +18285,7 @@
       <w:rPr/>
     </w:pPr>
     <w:rPr>
-      <w:shd w:val="clear"/>
+      <w:shd w:val="clear" w:color="auto" w:fill="auto"/>
     </w:rPr>
     <w:tblPr>
       <w:tblBorders>
@@ -18265,7 +18382,7 @@
       <w:rPr/>
     </w:pPr>
     <w:rPr>
-      <w:shd w:val="clear"/>
+      <w:shd w:val="clear" w:color="auto" w:fill="auto"/>
     </w:rPr>
     <w:tblPr>
       <w:tblBorders>
@@ -18362,7 +18479,7 @@
       <w:rPr/>
     </w:pPr>
     <w:rPr>
-      <w:shd w:val="clear"/>
+      <w:shd w:val="clear" w:color="auto" w:fill="auto"/>
     </w:rPr>
     <w:tblPr>
       <w:tblBorders>
@@ -18459,7 +18576,7 @@
       <w:rPr/>
     </w:pPr>
     <w:rPr>
-      <w:shd w:val="clear"/>
+      <w:shd w:val="clear" w:color="auto" w:fill="auto"/>
     </w:rPr>
     <w:tblPr>
       <w:tblBorders>
@@ -18556,7 +18673,7 @@
       <w:rPr/>
     </w:pPr>
     <w:rPr>
-      <w:shd w:val="clear"/>
+      <w:shd w:val="clear" w:color="auto" w:fill="auto"/>
     </w:rPr>
     <w:tblPr>
       <w:tblBorders>
@@ -18653,7 +18770,7 @@
       <w:rPr/>
     </w:pPr>
     <w:rPr>
-      <w:shd w:val="clear"/>
+      <w:shd w:val="clear" w:color="auto" w:fill="auto"/>
     </w:rPr>
     <w:tblPr>
       <w:tblBorders>
@@ -18750,7 +18867,7 @@
       <w:rPr/>
     </w:pPr>
     <w:rPr>
-      <w:shd w:val="clear"/>
+      <w:shd w:val="clear" w:color="auto" w:fill="auto"/>
     </w:rPr>
     <w:tblPr>
       <w:tblBorders>
@@ -18885,7 +19002,7 @@
       <w:rPr/>
     </w:pPr>
     <w:rPr>
-      <w:shd w:val="clear"/>
+      <w:shd w:val="clear" w:color="auto" w:fill="auto"/>
     </w:rPr>
     <w:tblPr>
       <w:tblBorders>
@@ -19020,7 +19137,7 @@
       <w:rPr/>
     </w:pPr>
     <w:rPr>
-      <w:shd w:val="clear"/>
+      <w:shd w:val="clear" w:color="auto" w:fill="auto"/>
     </w:rPr>
     <w:tblPr>
       <w:tblBorders>
@@ -19155,7 +19272,7 @@
       <w:rPr/>
     </w:pPr>
     <w:rPr>
-      <w:shd w:val="clear"/>
+      <w:shd w:val="clear" w:color="auto" w:fill="auto"/>
     </w:rPr>
     <w:tblPr>
       <w:tblBorders>
@@ -19290,7 +19407,7 @@
       <w:rPr/>
     </w:pPr>
     <w:rPr>
-      <w:shd w:val="clear"/>
+      <w:shd w:val="clear" w:color="auto" w:fill="auto"/>
     </w:rPr>
     <w:tblPr>
       <w:tblBorders>
@@ -19425,7 +19542,7 @@
       <w:rPr/>
     </w:pPr>
     <w:rPr>
-      <w:shd w:val="clear"/>
+      <w:shd w:val="clear" w:color="auto" w:fill="auto"/>
     </w:rPr>
     <w:tblPr>
       <w:tblBorders>
@@ -19560,7 +19677,7 @@
       <w:rPr/>
     </w:pPr>
     <w:rPr>
-      <w:shd w:val="clear"/>
+      <w:shd w:val="clear" w:color="auto" w:fill="auto"/>
     </w:rPr>
     <w:tblPr>
       <w:tblBorders>
@@ -19695,7 +19812,7 @@
       <w:rPr/>
     </w:pPr>
     <w:rPr>
-      <w:shd w:val="clear"/>
+      <w:shd w:val="clear" w:color="auto" w:fill="auto"/>
     </w:rPr>
     <w:tblPr>
       <w:tblBorders>
@@ -19806,7 +19923,7 @@
       <w:rPr/>
     </w:pPr>
     <w:rPr>
-      <w:shd w:val="clear"/>
+      <w:shd w:val="clear" w:color="auto" w:fill="auto"/>
     </w:rPr>
     <w:tblPr>
       <w:tblBorders>
@@ -19917,7 +20034,7 @@
       <w:rPr/>
     </w:pPr>
     <w:rPr>
-      <w:shd w:val="clear"/>
+      <w:shd w:val="clear" w:color="auto" w:fill="auto"/>
     </w:rPr>
     <w:tblPr>
       <w:tblBorders>
@@ -20028,7 +20145,7 @@
       <w:rPr/>
     </w:pPr>
     <w:rPr>
-      <w:shd w:val="clear"/>
+      <w:shd w:val="clear" w:color="auto" w:fill="auto"/>
     </w:rPr>
     <w:tblPr>
       <w:tblBorders>
@@ -20139,7 +20256,7 @@
       <w:rPr/>
     </w:pPr>
     <w:rPr>
-      <w:shd w:val="clear"/>
+      <w:shd w:val="clear" w:color="auto" w:fill="auto"/>
     </w:rPr>
     <w:tblPr>
       <w:tblBorders>
@@ -20250,7 +20367,7 @@
       <w:rPr/>
     </w:pPr>
     <w:rPr>
-      <w:shd w:val="clear"/>
+      <w:shd w:val="clear" w:color="auto" w:fill="auto"/>
     </w:rPr>
     <w:tblPr>
       <w:tblBorders>
@@ -20361,7 +20478,7 @@
       <w:rPr/>
     </w:pPr>
     <w:rPr>
-      <w:shd w:val="clear"/>
+      <w:shd w:val="clear" w:color="auto" w:fill="auto"/>
     </w:rPr>
     <w:tblPr>
       <w:tblBorders>
@@ -20472,7 +20589,7 @@
       <w:rPr/>
     </w:pPr>
     <w:rPr>
-      <w:shd w:val="clear"/>
+      <w:shd w:val="clear" w:color="auto" w:fill="auto"/>
     </w:rPr>
     <w:tblPr>
       <w:tblBorders>
@@ -20628,7 +20745,7 @@
       <w:rPr/>
     </w:pPr>
     <w:rPr>
-      <w:shd w:val="clear"/>
+      <w:shd w:val="clear" w:color="auto" w:fill="auto"/>
     </w:rPr>
     <w:tblPr>
       <w:tblBorders>
@@ -20784,7 +20901,7 @@
       <w:rPr/>
     </w:pPr>
     <w:rPr>
-      <w:shd w:val="clear"/>
+      <w:shd w:val="clear" w:color="auto" w:fill="auto"/>
     </w:rPr>
     <w:tblPr>
       <w:tblBorders>
@@ -20940,7 +21057,7 @@
       <w:rPr/>
     </w:pPr>
     <w:rPr>
-      <w:shd w:val="clear"/>
+      <w:shd w:val="clear" w:color="auto" w:fill="auto"/>
     </w:rPr>
     <w:tblPr>
       <w:tblBorders>
@@ -21096,7 +21213,7 @@
       <w:rPr/>
     </w:pPr>
     <w:rPr>
-      <w:shd w:val="clear"/>
+      <w:shd w:val="clear" w:color="auto" w:fill="auto"/>
     </w:rPr>
     <w:tblPr>
       <w:tblBorders>
@@ -21252,7 +21369,7 @@
       <w:rPr/>
     </w:pPr>
     <w:rPr>
-      <w:shd w:val="clear"/>
+      <w:shd w:val="clear" w:color="auto" w:fill="auto"/>
     </w:rPr>
     <w:tblPr>
       <w:tblBorders>
@@ -21408,7 +21525,7 @@
       <w:rPr/>
     </w:pPr>
     <w:rPr>
-      <w:shd w:val="clear"/>
+      <w:shd w:val="clear" w:color="auto" w:fill="auto"/>
     </w:rPr>
     <w:tblPr>
       <w:tblBorders>
@@ -23076,7 +23193,7 @@
       <w:rPr/>
     </w:pPr>
     <w:rPr>
-      <w:shd w:val="clear"/>
+      <w:shd w:val="clear" w:color="auto" w:fill="auto"/>
     </w:rPr>
     <w:tblPr>
       <w:tblBorders>
@@ -23152,7 +23269,7 @@
       <w:rPr/>
     </w:pPr>
     <w:rPr>
-      <w:shd w:val="clear"/>
+      <w:shd w:val="clear" w:color="auto" w:fill="auto"/>
     </w:rPr>
     <w:tblPr>
       <w:tblBorders>
@@ -23228,7 +23345,7 @@
       <w:rPr/>
     </w:pPr>
     <w:rPr>
-      <w:shd w:val="clear"/>
+      <w:shd w:val="clear" w:color="auto" w:fill="auto"/>
     </w:rPr>
     <w:tblPr>
       <w:tblBorders>
@@ -23304,7 +23421,7 @@
       <w:rPr/>
     </w:pPr>
     <w:rPr>
-      <w:shd w:val="clear"/>
+      <w:shd w:val="clear" w:color="auto" w:fill="auto"/>
     </w:rPr>
     <w:tblPr>
       <w:tblBorders>
@@ -23380,7 +23497,7 @@
       <w:rPr/>
     </w:pPr>
     <w:rPr>
-      <w:shd w:val="clear"/>
+      <w:shd w:val="clear" w:color="auto" w:fill="auto"/>
     </w:rPr>
     <w:tblPr>
       <w:tblBorders>
@@ -23456,7 +23573,7 @@
       <w:rPr/>
     </w:pPr>
     <w:rPr>
-      <w:shd w:val="clear"/>
+      <w:shd w:val="clear" w:color="auto" w:fill="auto"/>
     </w:rPr>
     <w:tblPr>
       <w:tblBorders>
@@ -23532,7 +23649,7 @@
       <w:rPr/>
     </w:pPr>
     <w:rPr>
-      <w:shd w:val="clear"/>
+      <w:shd w:val="clear" w:color="auto" w:fill="auto"/>
     </w:rPr>
     <w:tblPr>
       <w:tblBorders>
@@ -24490,7 +24607,7 @@
       <w:rPr/>
     </w:pPr>
     <w:rPr>
-      <w:shd w:val="clear"/>
+      <w:shd w:val="clear" w:color="auto" w:fill="auto"/>
     </w:rPr>
     <w:tblPr>
       <w:tblBorders>
@@ -24630,7 +24747,7 @@
       <w:rPr/>
     </w:pPr>
     <w:rPr>
-      <w:shd w:val="clear"/>
+      <w:shd w:val="clear" w:color="auto" w:fill="auto"/>
     </w:rPr>
     <w:tblPr>
       <w:tblBorders>
@@ -24770,7 +24887,7 @@
       <w:rPr/>
     </w:pPr>
     <w:rPr>
-      <w:shd w:val="clear"/>
+      <w:shd w:val="clear" w:color="auto" w:fill="auto"/>
     </w:rPr>
     <w:tblPr>
       <w:tblBorders>
@@ -24910,7 +25027,7 @@
       <w:rPr/>
     </w:pPr>
     <w:rPr>
-      <w:shd w:val="clear"/>
+      <w:shd w:val="clear" w:color="auto" w:fill="auto"/>
     </w:rPr>
     <w:tblPr>
       <w:tblBorders>
@@ -25050,7 +25167,7 @@
       <w:rPr/>
     </w:pPr>
     <w:rPr>
-      <w:shd w:val="clear"/>
+      <w:shd w:val="clear" w:color="auto" w:fill="auto"/>
     </w:rPr>
     <w:tblPr>
       <w:tblBorders>
@@ -25190,7 +25307,7 @@
       <w:rPr/>
     </w:pPr>
     <w:rPr>
-      <w:shd w:val="clear"/>
+      <w:shd w:val="clear" w:color="auto" w:fill="auto"/>
     </w:rPr>
     <w:tblPr>
       <w:tblBorders>
@@ -25330,7 +25447,7 @@
       <w:rPr/>
     </w:pPr>
     <w:rPr>
-      <w:shd w:val="clear"/>
+      <w:shd w:val="clear" w:color="auto" w:fill="auto"/>
     </w:rPr>
     <w:tblPr>
       <w:tblBorders>
